--- a/Workshops/Workshop 9 - NHST & AIC/Workshop-9---NHST-and-AIC--with-answers-.docx
+++ b/Workshops/Workshop 9 - NHST & AIC/Workshop-9---NHST-and-AIC--with-answers-.docx
@@ -113,7 +113,7 @@
         <w:t xml:space="preserve"> </w:t>
       </w:r>
       <w:r>
-        <w:t xml:space="preserve">2024-10-10</w:t>
+        <w:t xml:space="preserve">2025-09-04</w:t>
       </w:r>
     </w:p>
     <w:sdt>
@@ -276,7 +276,7 @@
         <w:pStyle w:val="FirstParagraph"/>
       </w:pPr>
       <w:r>
-        <w:t xml:space="preserve">For this workshop you will be using a new dataset on Monarch butterfly wing length. This data is collected by researchers who are concerned by potential impacts of habitat degradation and pesticide use (specifically, glyphosphate) on the migration/flight ability of the butterflies, with fears that their wingspan may be decreasing, ultimately impacting whether the butterflies are able to complete their migration from central America to north America.</w:t>
+        <w:t xml:space="preserve">For this workshop you will be using a new dataset on Monarch butterfly wing length. This data is collected by researchers who are concerned by potential impacts of habitat degradation and pesticide use (specifically, glyphosate) on the migration/flight ability of the butterflies, with fears that their wingspan may be decreasing, ultimately impacting whether the butterflies are able to complete their migration from central America to north America.</w:t>
       </w:r>
     </w:p>
     <w:p>
@@ -730,7 +730,7 @@
         <w:rPr>
           <w:rStyle w:val="CommentTok"/>
         </w:rPr>
-        <w:t xml:space="preserve"># mu_i = beta_0 + beta_1 * body + beta_2 * glyphosphate + \beta_3 * meadow_i + beta_4 * wetland_i</w:t>
+        <w:t xml:space="preserve"># mu_i = beta_0 + beta_1 * body + beta_2 * glyphosate + \beta_3 * meadow_i + beta_4 * wetland_i</w:t>
       </w:r>
     </w:p>
     <w:p>
@@ -776,7 +776,7 @@
         <w:rPr>
           <w:rStyle w:val="CommentTok"/>
         </w:rPr>
-        <w:t xml:space="preserve"># This is the wing length of our butterflies when body length is zero, glyphosphate is zero and the butterflies are in forests.</w:t>
+        <w:t xml:space="preserve"># This is the wing length of our butterflies when body length is zero, glyphosate is zero and the butterflies are in forests.</w:t>
       </w:r>
     </w:p>
     <w:p>
@@ -843,7 +843,7 @@
         <w:rPr>
           <w:rStyle w:val="NormalTok"/>
         </w:rPr>
-        <w:t xml:space="preserve"> glyphosphate </w:t>
+        <w:t xml:space="preserve"> glyphosate </w:t>
       </w:r>
       <w:r>
         <w:rPr>
@@ -979,7 +979,7 @@
         <w:rPr>
           <w:rStyle w:val="VerbatimChar"/>
         </w:rPr>
-        <w:t xml:space="preserve">## lm(formula = wing_length ~ body_length + glyphosphate + habitat, </w:t>
+        <w:t xml:space="preserve">## lm(formula = wing_length ~ body_length + glyphosate + habitat, </w:t>
       </w:r>
       <w:r>
         <w:br/>
@@ -1078,7 +1078,7 @@
         <w:rPr>
           <w:rStyle w:val="VerbatimChar"/>
         </w:rPr>
-        <w:t xml:space="preserve">## glyphosphate    0.03815    0.21457   0.178 0.859072    </w:t>
+        <w:t xml:space="preserve">## glyphosate      0.03815    0.21457   0.178 0.859072    </w:t>
       </w:r>
       <w:r>
         <w:br/>
@@ -1369,7 +1369,19 @@
         <w:rPr>
           <w:rStyle w:val="CommentTok"/>
         </w:rPr>
-        <w:t xml:space="preserve"># P-values in models always asks the same thing: "is this number (i.e. parameter estimate) different to zero?". Statistical significance just adds: "is the probability that the parameter is different to zero less than a 5% chance?".</w:t>
+        <w:t xml:space="preserve"># P-values in models always asks the same thing: "is this number (i.e. parameter estimate) different to zero?" (or more technically, "what is the probability, assuming the null hypothesis (true parameter = 0) and model assumptions hold, of obtaining a result at least as extreme as the one observed." </w:t>
+      </w:r>
+      <w:r>
+        <w:br/>
+      </w:r>
+      <w:r>
+        <w:br/>
+      </w:r>
+      <w:r>
+        <w:rPr>
+          <w:rStyle w:val="CommentTok"/>
+        </w:rPr>
+        <w:t xml:space="preserve"># Statistical significance just adds: "is the probability that the parameter is different to zero less than a 5% chance?".</w:t>
       </w:r>
     </w:p>
     <w:p>
@@ -1735,7 +1747,7 @@
         <w:t xml:space="preserve"> </w:t>
       </w:r>
       <w:r>
-        <w:t xml:space="preserve">datasets; one to show the relationship with body length, one to show the relationship with glyphosphate and another to show habitat. Just like when we did the linear models with multiple explanatory variables, we need to keep all other explanatory variables constant when we’re trying to show the relationship for our chosen variable.</w:t>
+        <w:t xml:space="preserve">datasets; one to show the relationship with body length, one to show the relationship with glyphosate and another to show habitat. Just like when we did the linear models with multiple explanatory variables, we need to keep all other explanatory variables constant when we’re trying to show the relationship for our chosen variable.</w:t>
       </w:r>
     </w:p>
     <w:p>
@@ -1744,6 +1756,29 @@
       </w:pPr>
       <w:r>
         <w:t xml:space="preserve">Meaning:</w:t>
+      </w:r>
+    </w:p>
+    <w:p>
+      <w:pPr>
+        <w:pStyle w:val="BodyText"/>
+      </w:pPr>
+      <w:r>
+        <w:t xml:space="preserve">For the</w:t>
+      </w:r>
+      <w:r>
+        <w:t xml:space="preserve"> </w:t>
+      </w:r>
+      <w:r>
+        <w:rPr>
+          <w:rStyle w:val="VerbatimChar"/>
+        </w:rPr>
+        <w:t xml:space="preserve">body_length</w:t>
+      </w:r>
+      <w:r>
+        <w:t xml:space="preserve"> </w:t>
+      </w:r>
+      <w:r>
+        <w:t xml:space="preserve">figure:</w:t>
       </w:r>
     </w:p>
     <w:p>
@@ -1754,22 +1789,37 @@
         </w:numPr>
       </w:pPr>
       <w:r>
-        <w:t xml:space="preserve">For the</w:t>
-      </w:r>
-      <w:r>
-        <w:t xml:space="preserve"> </w:t>
-      </w:r>
-      <w:r>
-        <w:rPr>
-          <w:rStyle w:val="VerbatimChar"/>
-        </w:rPr>
-        <w:t xml:space="preserve">body_length</w:t>
-      </w:r>
-      <w:r>
-        <w:t xml:space="preserve"> </w:t>
-      </w:r>
-      <w:r>
-        <w:t xml:space="preserve">figure:</w:t>
+        <w:t xml:space="preserve">set</w:t>
+      </w:r>
+      <w:r>
+        <w:t xml:space="preserve"> </w:t>
+      </w:r>
+      <w:r>
+        <w:rPr>
+          <w:rStyle w:val="VerbatimChar"/>
+        </w:rPr>
+        <w:t xml:space="preserve">habitat</w:t>
+      </w:r>
+      <w:r>
+        <w:t xml:space="preserve"> </w:t>
+      </w:r>
+      <w:r>
+        <w:t xml:space="preserve">to</w:t>
+      </w:r>
+      <w:r>
+        <w:t xml:space="preserve"> </w:t>
+      </w:r>
+      <w:r>
+        <w:rPr>
+          <w:rStyle w:val="VerbatimChar"/>
+        </w:rPr>
+        <w:t xml:space="preserve">Forest</w:t>
+      </w:r>
+      <w:r>
+        <w:t xml:space="preserve"> </w:t>
+      </w:r>
+      <w:r>
+        <w:t xml:space="preserve">(Forest chosen arbitrarily)</w:t>
       </w:r>
     </w:p>
     <w:p>
@@ -1780,76 +1830,149 @@
         </w:numPr>
       </w:pPr>
       <w:r>
-        <w:rPr>
-          <w:rStyle w:val="VerbatimChar"/>
-        </w:rPr>
-        <w:t xml:space="preserve">habitat</w:t>
-      </w:r>
-      <w:r>
-        <w:t xml:space="preserve"> </w:t>
-      </w:r>
-      <w:r>
-        <w:t xml:space="preserve">will be set to</w:t>
-      </w:r>
-      <w:r>
-        <w:t xml:space="preserve"> </w:t>
-      </w:r>
-      <w:r>
-        <w:rPr>
-          <w:rStyle w:val="VerbatimChar"/>
-        </w:rPr>
-        <w:t xml:space="preserve">Forest</w:t>
-      </w:r>
-      <w:r>
-        <w:t xml:space="preserve"> </w:t>
-      </w:r>
-      <w:r>
-        <w:t xml:space="preserve">(Forest chosen arbitrarily)</w:t>
+        <w:t xml:space="preserve">set</w:t>
+      </w:r>
+      <w:r>
+        <w:t xml:space="preserve"> </w:t>
+      </w:r>
+      <w:r>
+        <w:rPr>
+          <w:rStyle w:val="VerbatimChar"/>
+        </w:rPr>
+        <w:t xml:space="preserve">glyphosate</w:t>
+      </w:r>
+      <w:r>
+        <w:t xml:space="preserve"> </w:t>
+      </w:r>
+      <w:r>
+        <w:t xml:space="preserve">to the median</w:t>
+      </w:r>
+      <w:r>
+        <w:t xml:space="preserve"> </w:t>
+      </w:r>
+      <w:r>
+        <w:rPr>
+          <w:rStyle w:val="VerbatimChar"/>
+        </w:rPr>
+        <w:t xml:space="preserve">glyphosate</w:t>
+      </w:r>
+      <w:r>
+        <w:t xml:space="preserve"> </w:t>
+      </w:r>
+      <w:r>
+        <w:t xml:space="preserve">value</w:t>
+      </w:r>
+    </w:p>
+    <w:p>
+      <w:pPr>
+        <w:pStyle w:val="FirstParagraph"/>
+      </w:pPr>
+      <w:r>
+        <w:t xml:space="preserve">For the</w:t>
+      </w:r>
+      <w:r>
+        <w:t xml:space="preserve"> </w:t>
+      </w:r>
+      <w:r>
+        <w:rPr>
+          <w:rStyle w:val="VerbatimChar"/>
+        </w:rPr>
+        <w:t xml:space="preserve">glyphosate</w:t>
+      </w:r>
+      <w:r>
+        <w:t xml:space="preserve"> </w:t>
+      </w:r>
+      <w:r>
+        <w:t xml:space="preserve">figure:</w:t>
       </w:r>
     </w:p>
     <w:p>
       <w:pPr>
         <w:numPr>
           <w:ilvl w:val="0"/>
-          <w:numId w:val="1009"/>
+          <w:numId w:val="1010"/>
         </w:numPr>
       </w:pPr>
       <w:r>
-        <w:rPr>
-          <w:rStyle w:val="VerbatimChar"/>
-        </w:rPr>
-        <w:t xml:space="preserve">glyphosphate</w:t>
-      </w:r>
-      <w:r>
-        <w:t xml:space="preserve"> </w:t>
-      </w:r>
-      <w:r>
-        <w:t xml:space="preserve">to the median</w:t>
-      </w:r>
-      <w:r>
-        <w:t xml:space="preserve"> </w:t>
-      </w:r>
-      <w:r>
-        <w:rPr>
-          <w:rStyle w:val="VerbatimChar"/>
-        </w:rPr>
-        <w:t xml:space="preserve">glyphosphate</w:t>
-      </w:r>
-      <w:r>
-        <w:t xml:space="preserve"> </w:t>
-      </w:r>
-      <w:r>
-        <w:t xml:space="preserve">value</w:t>
+        <w:t xml:space="preserve">set</w:t>
+      </w:r>
+      <w:r>
+        <w:t xml:space="preserve"> </w:t>
+      </w:r>
+      <w:r>
+        <w:rPr>
+          <w:rStyle w:val="VerbatimChar"/>
+        </w:rPr>
+        <w:t xml:space="preserve">habitat</w:t>
+      </w:r>
+      <w:r>
+        <w:t xml:space="preserve"> </w:t>
+      </w:r>
+      <w:r>
+        <w:t xml:space="preserve">to</w:t>
+      </w:r>
+      <w:r>
+        <w:t xml:space="preserve"> </w:t>
+      </w:r>
+      <w:r>
+        <w:rPr>
+          <w:rStyle w:val="VerbatimChar"/>
+        </w:rPr>
+        <w:t xml:space="preserve">Forest</w:t>
+      </w:r>
+      <w:r>
+        <w:t xml:space="preserve"> </w:t>
+      </w:r>
+      <w:r>
+        <w:t xml:space="preserve">(Forest chosen arbitrarily)</w:t>
       </w:r>
     </w:p>
     <w:p>
       <w:pPr>
         <w:numPr>
           <w:ilvl w:val="0"/>
-          <w:numId w:val="1009"/>
+          <w:numId w:val="1010"/>
         </w:numPr>
       </w:pPr>
       <w:r>
+        <w:t xml:space="preserve">set</w:t>
+      </w:r>
+      <w:r>
+        <w:t xml:space="preserve"> </w:t>
+      </w:r>
+      <w:r>
+        <w:rPr>
+          <w:rStyle w:val="VerbatimChar"/>
+        </w:rPr>
+        <w:t xml:space="preserve">body_length</w:t>
+      </w:r>
+      <w:r>
+        <w:t xml:space="preserve"> </w:t>
+      </w:r>
+      <w:r>
+        <w:t xml:space="preserve">to the median</w:t>
+      </w:r>
+      <w:r>
+        <w:t xml:space="preserve"> </w:t>
+      </w:r>
+      <w:r>
+        <w:rPr>
+          <w:rStyle w:val="VerbatimChar"/>
+        </w:rPr>
+        <w:t xml:space="preserve">body_length</w:t>
+      </w:r>
+      <w:r>
+        <w:t xml:space="preserve"> </w:t>
+      </w:r>
+      <w:r>
+        <w:t xml:space="preserve">value</w:t>
+      </w:r>
+    </w:p>
+    <w:p>
+      <w:pPr>
+        <w:pStyle w:val="FirstParagraph"/>
+      </w:pPr>
+      <w:r>
         <w:t xml:space="preserve">For the</w:t>
       </w:r>
       <w:r>
@@ -1859,7 +1982,7 @@
         <w:rPr>
           <w:rStyle w:val="VerbatimChar"/>
         </w:rPr>
-        <w:t xml:space="preserve">glyphosphate</w:t>
+        <w:t xml:space="preserve">habitat</w:t>
       </w:r>
       <w:r>
         <w:t xml:space="preserve"> </w:t>
@@ -1872,45 +1995,57 @@
       <w:pPr>
         <w:numPr>
           <w:ilvl w:val="0"/>
-          <w:numId w:val="1009"/>
+          <w:numId w:val="1011"/>
         </w:numPr>
       </w:pPr>
       <w:r>
-        <w:rPr>
-          <w:rStyle w:val="VerbatimChar"/>
-        </w:rPr>
-        <w:t xml:space="preserve">habitat</w:t>
-      </w:r>
-      <w:r>
-        <w:t xml:space="preserve"> </w:t>
-      </w:r>
-      <w:r>
-        <w:t xml:space="preserve">will be set to</w:t>
-      </w:r>
-      <w:r>
-        <w:t xml:space="preserve"> </w:t>
-      </w:r>
-      <w:r>
-        <w:rPr>
-          <w:rStyle w:val="VerbatimChar"/>
-        </w:rPr>
-        <w:t xml:space="preserve">Forest</w:t>
-      </w:r>
-      <w:r>
-        <w:t xml:space="preserve"> </w:t>
-      </w:r>
-      <w:r>
-        <w:t xml:space="preserve">(Forest chosen arbitrarily)</w:t>
+        <w:t xml:space="preserve">set</w:t>
+      </w:r>
+      <w:r>
+        <w:t xml:space="preserve"> </w:t>
+      </w:r>
+      <w:r>
+        <w:rPr>
+          <w:rStyle w:val="VerbatimChar"/>
+        </w:rPr>
+        <w:t xml:space="preserve">glyphosate</w:t>
+      </w:r>
+      <w:r>
+        <w:t xml:space="preserve"> </w:t>
+      </w:r>
+      <w:r>
+        <w:t xml:space="preserve">to the median</w:t>
+      </w:r>
+      <w:r>
+        <w:t xml:space="preserve"> </w:t>
+      </w:r>
+      <w:r>
+        <w:rPr>
+          <w:rStyle w:val="VerbatimChar"/>
+        </w:rPr>
+        <w:t xml:space="preserve">glyphosate</w:t>
+      </w:r>
+      <w:r>
+        <w:t xml:space="preserve"> </w:t>
+      </w:r>
+      <w:r>
+        <w:t xml:space="preserve">value</w:t>
       </w:r>
     </w:p>
     <w:p>
       <w:pPr>
         <w:numPr>
           <w:ilvl w:val="0"/>
-          <w:numId w:val="1009"/>
+          <w:numId w:val="1011"/>
         </w:numPr>
       </w:pPr>
       <w:r>
+        <w:t xml:space="preserve">set</w:t>
+      </w:r>
+      <w:r>
+        <w:t xml:space="preserve"> </w:t>
+      </w:r>
+      <w:r>
         <w:rPr>
           <w:rStyle w:val="VerbatimChar"/>
         </w:rPr>
@@ -1940,1073 +2075,15 @@
     </w:p>
     <w:p>
       <w:pPr>
-        <w:numPr>
-          <w:ilvl w:val="0"/>
-          <w:numId w:val="1009"/>
-        </w:numPr>
-      </w:pPr>
-      <w:r>
-        <w:t xml:space="preserve">For the</w:t>
-      </w:r>
-      <w:r>
-        <w:t xml:space="preserve"> </w:t>
-      </w:r>
-      <w:r>
-        <w:rPr>
-          <w:rStyle w:val="VerbatimChar"/>
-        </w:rPr>
-        <w:t xml:space="preserve">habitat</w:t>
-      </w:r>
-      <w:r>
-        <w:t xml:space="preserve"> </w:t>
-      </w:r>
-      <w:r>
-        <w:t xml:space="preserve">figure:</w:t>
-      </w:r>
-    </w:p>
-    <w:p>
-      <w:pPr>
-        <w:numPr>
-          <w:ilvl w:val="0"/>
-          <w:numId w:val="1009"/>
-        </w:numPr>
-      </w:pPr>
-      <w:r>
-        <w:rPr>
-          <w:rStyle w:val="VerbatimChar"/>
-        </w:rPr>
-        <w:t xml:space="preserve">glyphosphate</w:t>
-      </w:r>
-      <w:r>
-        <w:t xml:space="preserve"> </w:t>
-      </w:r>
-      <w:r>
-        <w:t xml:space="preserve">to the median</w:t>
-      </w:r>
-      <w:r>
-        <w:t xml:space="preserve"> </w:t>
-      </w:r>
-      <w:r>
-        <w:rPr>
-          <w:rStyle w:val="VerbatimChar"/>
-        </w:rPr>
-        <w:t xml:space="preserve">glyphosphate</w:t>
-      </w:r>
-      <w:r>
-        <w:t xml:space="preserve"> </w:t>
-      </w:r>
-      <w:r>
-        <w:t xml:space="preserve">value</w:t>
-      </w:r>
-    </w:p>
-    <w:p>
-      <w:pPr>
-        <w:numPr>
-          <w:ilvl w:val="0"/>
-          <w:numId w:val="1009"/>
-        </w:numPr>
-      </w:pPr>
-      <w:r>
-        <w:rPr>
-          <w:rStyle w:val="VerbatimChar"/>
-        </w:rPr>
-        <w:t xml:space="preserve">body_length</w:t>
-      </w:r>
-      <w:r>
-        <w:t xml:space="preserve"> </w:t>
-      </w:r>
-      <w:r>
-        <w:t xml:space="preserve">to the median</w:t>
-      </w:r>
-      <w:r>
-        <w:t xml:space="preserve"> </w:t>
-      </w:r>
-      <w:r>
-        <w:rPr>
-          <w:rStyle w:val="VerbatimChar"/>
-        </w:rPr>
-        <w:t xml:space="preserve">body_length</w:t>
-      </w:r>
-      <w:r>
-        <w:t xml:space="preserve"> </w:t>
-      </w:r>
-      <w:r>
-        <w:t xml:space="preserve">value</w:t>
-      </w:r>
-    </w:p>
-    <w:p>
-      <w:pPr>
         <w:pStyle w:val="FirstParagraph"/>
       </w:pPr>
       <w:r>
-        <w:t xml:space="preserve">Here’s how that looks in</w:t>
-      </w:r>
-      <w:r>
-        <w:t xml:space="preserve"> </w:t>
-      </w:r>
-      <w:r>
-        <w:rPr>
-          <w:rStyle w:val="VerbatimChar"/>
-        </w:rPr>
-        <w:t xml:space="preserve">R</w:t>
-      </w:r>
-      <w:r>
-        <w:t xml:space="preserve"> </w:t>
-      </w:r>
-      <w:r>
-        <w:t xml:space="preserve">code:</w:t>
-      </w:r>
-    </w:p>
-    <w:p>
-      <w:pPr>
-        <w:pStyle w:val="SourceCode"/>
-      </w:pPr>
-      <w:r>
-        <w:rPr>
-          <w:rStyle w:val="NormalTok"/>
-        </w:rPr>
-        <w:t xml:space="preserve">fake_1 </w:t>
-      </w:r>
-      <w:r>
-        <w:rPr>
-          <w:rStyle w:val="OtherTok"/>
-        </w:rPr>
-        <w:t xml:space="preserve">&lt;-</w:t>
-      </w:r>
-      <w:r>
-        <w:rPr>
-          <w:rStyle w:val="NormalTok"/>
-        </w:rPr>
-        <w:t xml:space="preserve"> </w:t>
-      </w:r>
-      <w:r>
-        <w:rPr>
-          <w:rStyle w:val="FunctionTok"/>
-        </w:rPr>
-        <w:t xml:space="preserve">data.frame</w:t>
-      </w:r>
-      <w:r>
-        <w:rPr>
-          <w:rStyle w:val="NormalTok"/>
-        </w:rPr>
-        <w:t xml:space="preserve">(</w:t>
-      </w:r>
-      <w:r>
-        <w:br/>
-      </w:r>
-      <w:r>
-        <w:rPr>
-          <w:rStyle w:val="NormalTok"/>
-        </w:rPr>
-        <w:t xml:space="preserve">  </w:t>
-      </w:r>
-      <w:r>
-        <w:rPr>
-          <w:rStyle w:val="AttributeTok"/>
-        </w:rPr>
-        <w:t xml:space="preserve">body_length =</w:t>
-      </w:r>
-      <w:r>
-        <w:rPr>
-          <w:rStyle w:val="NormalTok"/>
-        </w:rPr>
-        <w:t xml:space="preserve"> </w:t>
-      </w:r>
-      <w:r>
-        <w:rPr>
-          <w:rStyle w:val="FunctionTok"/>
-        </w:rPr>
-        <w:t xml:space="preserve">seq</w:t>
-      </w:r>
-      <w:r>
-        <w:rPr>
-          <w:rStyle w:val="NormalTok"/>
-        </w:rPr>
-        <w:t xml:space="preserve">(</w:t>
-      </w:r>
-      <w:r>
-        <w:rPr>
-          <w:rStyle w:val="AttributeTok"/>
-        </w:rPr>
-        <w:t xml:space="preserve">from =</w:t>
-      </w:r>
-      <w:r>
-        <w:rPr>
-          <w:rStyle w:val="NormalTok"/>
-        </w:rPr>
-        <w:t xml:space="preserve"> </w:t>
-      </w:r>
-      <w:r>
-        <w:rPr>
-          <w:rStyle w:val="FunctionTok"/>
-        </w:rPr>
-        <w:t xml:space="preserve">min</w:t>
-      </w:r>
-      <w:r>
-        <w:rPr>
-          <w:rStyle w:val="NormalTok"/>
-        </w:rPr>
-        <w:t xml:space="preserve">(butterfly</w:t>
-      </w:r>
-      <w:r>
-        <w:rPr>
-          <w:rStyle w:val="SpecialCharTok"/>
-        </w:rPr>
-        <w:t xml:space="preserve">$</w:t>
-      </w:r>
-      <w:r>
-        <w:rPr>
-          <w:rStyle w:val="NormalTok"/>
-        </w:rPr>
-        <w:t xml:space="preserve">body_length),</w:t>
-      </w:r>
-      <w:r>
-        <w:br/>
-      </w:r>
-      <w:r>
-        <w:rPr>
-          <w:rStyle w:val="NormalTok"/>
-        </w:rPr>
-        <w:t xml:space="preserve">                    </w:t>
-      </w:r>
-      <w:r>
-        <w:rPr>
-          <w:rStyle w:val="AttributeTok"/>
-        </w:rPr>
-        <w:t xml:space="preserve">to =</w:t>
-      </w:r>
-      <w:r>
-        <w:rPr>
-          <w:rStyle w:val="NormalTok"/>
-        </w:rPr>
-        <w:t xml:space="preserve"> </w:t>
-      </w:r>
-      <w:r>
-        <w:rPr>
-          <w:rStyle w:val="FunctionTok"/>
-        </w:rPr>
-        <w:t xml:space="preserve">max</w:t>
-      </w:r>
-      <w:r>
-        <w:rPr>
-          <w:rStyle w:val="NormalTok"/>
-        </w:rPr>
-        <w:t xml:space="preserve">(butterfly</w:t>
-      </w:r>
-      <w:r>
-        <w:rPr>
-          <w:rStyle w:val="SpecialCharTok"/>
-        </w:rPr>
-        <w:t xml:space="preserve">$</w:t>
-      </w:r>
-      <w:r>
-        <w:rPr>
-          <w:rStyle w:val="NormalTok"/>
-        </w:rPr>
-        <w:t xml:space="preserve">body_length),</w:t>
-      </w:r>
-      <w:r>
-        <w:br/>
-      </w:r>
-      <w:r>
-        <w:rPr>
-          <w:rStyle w:val="NormalTok"/>
-        </w:rPr>
-        <w:t xml:space="preserve">                    </w:t>
-      </w:r>
-      <w:r>
-        <w:rPr>
-          <w:rStyle w:val="AttributeTok"/>
-        </w:rPr>
-        <w:t xml:space="preserve">by =</w:t>
-      </w:r>
-      <w:r>
-        <w:rPr>
-          <w:rStyle w:val="NormalTok"/>
-        </w:rPr>
-        <w:t xml:space="preserve"> </w:t>
-      </w:r>
-      <w:r>
-        <w:rPr>
-          <w:rStyle w:val="FloatTok"/>
-        </w:rPr>
-        <w:t xml:space="preserve">0.1</w:t>
-      </w:r>
-      <w:r>
-        <w:rPr>
-          <w:rStyle w:val="NormalTok"/>
-        </w:rPr>
-        <w:t xml:space="preserve">),</w:t>
-      </w:r>
-      <w:r>
-        <w:br/>
-      </w:r>
-      <w:r>
-        <w:rPr>
-          <w:rStyle w:val="NormalTok"/>
-        </w:rPr>
-        <w:t xml:space="preserve">  </w:t>
-      </w:r>
-      <w:r>
-        <w:rPr>
-          <w:rStyle w:val="AttributeTok"/>
-        </w:rPr>
-        <w:t xml:space="preserve">glyphosphate =</w:t>
-      </w:r>
-      <w:r>
-        <w:rPr>
-          <w:rStyle w:val="NormalTok"/>
-        </w:rPr>
-        <w:t xml:space="preserve"> </w:t>
-      </w:r>
-      <w:r>
-        <w:rPr>
-          <w:rStyle w:val="FunctionTok"/>
-        </w:rPr>
-        <w:t xml:space="preserve">median</w:t>
-      </w:r>
-      <w:r>
-        <w:rPr>
-          <w:rStyle w:val="NormalTok"/>
-        </w:rPr>
-        <w:t xml:space="preserve">(butterfly</w:t>
-      </w:r>
-      <w:r>
-        <w:rPr>
-          <w:rStyle w:val="SpecialCharTok"/>
-        </w:rPr>
-        <w:t xml:space="preserve">$</w:t>
-      </w:r>
-      <w:r>
-        <w:rPr>
-          <w:rStyle w:val="NormalTok"/>
-        </w:rPr>
-        <w:t xml:space="preserve">glyphosphate),</w:t>
-      </w:r>
-      <w:r>
-        <w:br/>
-      </w:r>
-      <w:r>
-        <w:rPr>
-          <w:rStyle w:val="NormalTok"/>
-        </w:rPr>
-        <w:t xml:space="preserve">  </w:t>
-      </w:r>
-      <w:r>
-        <w:rPr>
-          <w:rStyle w:val="AttributeTok"/>
-        </w:rPr>
-        <w:t xml:space="preserve">habitat =</w:t>
-      </w:r>
-      <w:r>
-        <w:rPr>
-          <w:rStyle w:val="NormalTok"/>
-        </w:rPr>
-        <w:t xml:space="preserve"> </w:t>
-      </w:r>
-      <w:r>
-        <w:rPr>
-          <w:rStyle w:val="StringTok"/>
-        </w:rPr>
-        <w:t xml:space="preserve">"Forest"</w:t>
-      </w:r>
-      <w:r>
-        <w:br/>
-      </w:r>
-      <w:r>
-        <w:rPr>
-          <w:rStyle w:val="NormalTok"/>
-        </w:rPr>
-        <w:t xml:space="preserve">)</w:t>
-      </w:r>
-      <w:r>
-        <w:br/>
-      </w:r>
-      <w:r>
-        <w:br/>
-      </w:r>
-      <w:r>
-        <w:rPr>
-          <w:rStyle w:val="NormalTok"/>
-        </w:rPr>
-        <w:t xml:space="preserve">preds </w:t>
-      </w:r>
-      <w:r>
-        <w:rPr>
-          <w:rStyle w:val="OtherTok"/>
-        </w:rPr>
-        <w:t xml:space="preserve">&lt;-</w:t>
-      </w:r>
-      <w:r>
-        <w:rPr>
-          <w:rStyle w:val="NormalTok"/>
-        </w:rPr>
-        <w:t xml:space="preserve"> </w:t>
-      </w:r>
-      <w:r>
-        <w:rPr>
-          <w:rStyle w:val="FunctionTok"/>
-        </w:rPr>
-        <w:t xml:space="preserve">predict</w:t>
-      </w:r>
-      <w:r>
-        <w:rPr>
-          <w:rStyle w:val="NormalTok"/>
-        </w:rPr>
-        <w:t xml:space="preserve">(butter_mod, </w:t>
-      </w:r>
-      <w:r>
-        <w:rPr>
-          <w:rStyle w:val="AttributeTok"/>
-        </w:rPr>
-        <w:t xml:space="preserve">newdata =</w:t>
-      </w:r>
-      <w:r>
-        <w:rPr>
-          <w:rStyle w:val="NormalTok"/>
-        </w:rPr>
-        <w:t xml:space="preserve"> fake_1, </w:t>
-      </w:r>
-      <w:r>
-        <w:rPr>
-          <w:rStyle w:val="AttributeTok"/>
-        </w:rPr>
-        <w:t xml:space="preserve">se.fit =</w:t>
-      </w:r>
-      <w:r>
-        <w:rPr>
-          <w:rStyle w:val="NormalTok"/>
-        </w:rPr>
-        <w:t xml:space="preserve"> </w:t>
-      </w:r>
-      <w:r>
-        <w:rPr>
-          <w:rStyle w:val="ConstantTok"/>
-        </w:rPr>
-        <w:t xml:space="preserve">TRUE</w:t>
-      </w:r>
-      <w:r>
-        <w:rPr>
-          <w:rStyle w:val="NormalTok"/>
-        </w:rPr>
-        <w:t xml:space="preserve">)</w:t>
-      </w:r>
-      <w:r>
-        <w:br/>
-      </w:r>
-      <w:r>
-        <w:rPr>
-          <w:rStyle w:val="NormalTok"/>
-        </w:rPr>
-        <w:t xml:space="preserve">fake_1</w:t>
-      </w:r>
-      <w:r>
-        <w:rPr>
-          <w:rStyle w:val="SpecialCharTok"/>
-        </w:rPr>
-        <w:t xml:space="preserve">$</w:t>
-      </w:r>
-      <w:r>
-        <w:rPr>
-          <w:rStyle w:val="NormalTok"/>
-        </w:rPr>
-        <w:t xml:space="preserve">fit </w:t>
-      </w:r>
-      <w:r>
-        <w:rPr>
-          <w:rStyle w:val="OtherTok"/>
-        </w:rPr>
-        <w:t xml:space="preserve">&lt;-</w:t>
-      </w:r>
-      <w:r>
-        <w:rPr>
-          <w:rStyle w:val="NormalTok"/>
-        </w:rPr>
-        <w:t xml:space="preserve"> preds</w:t>
-      </w:r>
-      <w:r>
-        <w:rPr>
-          <w:rStyle w:val="SpecialCharTok"/>
-        </w:rPr>
-        <w:t xml:space="preserve">$</w:t>
-      </w:r>
-      <w:r>
-        <w:rPr>
-          <w:rStyle w:val="NormalTok"/>
-        </w:rPr>
-        <w:t xml:space="preserve">fit</w:t>
-      </w:r>
-      <w:r>
-        <w:br/>
-      </w:r>
-      <w:r>
-        <w:rPr>
-          <w:rStyle w:val="NormalTok"/>
-        </w:rPr>
-        <w:t xml:space="preserve">fake_1</w:t>
-      </w:r>
-      <w:r>
-        <w:rPr>
-          <w:rStyle w:val="SpecialCharTok"/>
-        </w:rPr>
-        <w:t xml:space="preserve">$</w:t>
-      </w:r>
-      <w:r>
-        <w:rPr>
-          <w:rStyle w:val="NormalTok"/>
-        </w:rPr>
-        <w:t xml:space="preserve">low </w:t>
-      </w:r>
-      <w:r>
-        <w:rPr>
-          <w:rStyle w:val="OtherTok"/>
-        </w:rPr>
-        <w:t xml:space="preserve">&lt;-</w:t>
-      </w:r>
-      <w:r>
-        <w:rPr>
-          <w:rStyle w:val="NormalTok"/>
-        </w:rPr>
-        <w:t xml:space="preserve"> preds</w:t>
-      </w:r>
-      <w:r>
-        <w:rPr>
-          <w:rStyle w:val="SpecialCharTok"/>
-        </w:rPr>
-        <w:t xml:space="preserve">$</w:t>
-      </w:r>
-      <w:r>
-        <w:rPr>
-          <w:rStyle w:val="NormalTok"/>
-        </w:rPr>
-        <w:t xml:space="preserve">fit </w:t>
-      </w:r>
-      <w:r>
-        <w:rPr>
-          <w:rStyle w:val="SpecialCharTok"/>
-        </w:rPr>
-        <w:t xml:space="preserve">-</w:t>
-      </w:r>
-      <w:r>
-        <w:rPr>
-          <w:rStyle w:val="NormalTok"/>
-        </w:rPr>
-        <w:t xml:space="preserve"> preds</w:t>
-      </w:r>
-      <w:r>
-        <w:rPr>
-          <w:rStyle w:val="SpecialCharTok"/>
-        </w:rPr>
-        <w:t xml:space="preserve">$</w:t>
-      </w:r>
-      <w:r>
-        <w:rPr>
-          <w:rStyle w:val="NormalTok"/>
-        </w:rPr>
-        <w:t xml:space="preserve">se.fit </w:t>
-      </w:r>
-      <w:r>
-        <w:rPr>
-          <w:rStyle w:val="SpecialCharTok"/>
-        </w:rPr>
-        <w:t xml:space="preserve">*</w:t>
-      </w:r>
-      <w:r>
-        <w:rPr>
-          <w:rStyle w:val="NormalTok"/>
-        </w:rPr>
-        <w:t xml:space="preserve"> </w:t>
-      </w:r>
-      <w:r>
-        <w:rPr>
-          <w:rStyle w:val="FloatTok"/>
-        </w:rPr>
-        <w:t xml:space="preserve">1.96</w:t>
-      </w:r>
-      <w:r>
-        <w:br/>
-      </w:r>
-      <w:r>
-        <w:rPr>
-          <w:rStyle w:val="NormalTok"/>
-        </w:rPr>
-        <w:t xml:space="preserve">fake_1</w:t>
-      </w:r>
-      <w:r>
-        <w:rPr>
-          <w:rStyle w:val="SpecialCharTok"/>
-        </w:rPr>
-        <w:t xml:space="preserve">$</w:t>
-      </w:r>
-      <w:r>
-        <w:rPr>
-          <w:rStyle w:val="NormalTok"/>
-        </w:rPr>
-        <w:t xml:space="preserve">upp </w:t>
-      </w:r>
-      <w:r>
-        <w:rPr>
-          <w:rStyle w:val="OtherTok"/>
-        </w:rPr>
-        <w:t xml:space="preserve">&lt;-</w:t>
-      </w:r>
-      <w:r>
-        <w:rPr>
-          <w:rStyle w:val="NormalTok"/>
-        </w:rPr>
-        <w:t xml:space="preserve"> preds</w:t>
-      </w:r>
-      <w:r>
-        <w:rPr>
-          <w:rStyle w:val="SpecialCharTok"/>
-        </w:rPr>
-        <w:t xml:space="preserve">$</w:t>
-      </w:r>
-      <w:r>
-        <w:rPr>
-          <w:rStyle w:val="NormalTok"/>
-        </w:rPr>
-        <w:t xml:space="preserve">fit </w:t>
-      </w:r>
-      <w:r>
-        <w:rPr>
-          <w:rStyle w:val="SpecialCharTok"/>
-        </w:rPr>
-        <w:t xml:space="preserve">+</w:t>
-      </w:r>
-      <w:r>
-        <w:rPr>
-          <w:rStyle w:val="NormalTok"/>
-        </w:rPr>
-        <w:t xml:space="preserve"> preds</w:t>
-      </w:r>
-      <w:r>
-        <w:rPr>
-          <w:rStyle w:val="SpecialCharTok"/>
-        </w:rPr>
-        <w:t xml:space="preserve">$</w:t>
-      </w:r>
-      <w:r>
-        <w:rPr>
-          <w:rStyle w:val="NormalTok"/>
-        </w:rPr>
-        <w:t xml:space="preserve">se.fit </w:t>
-      </w:r>
-      <w:r>
-        <w:rPr>
-          <w:rStyle w:val="SpecialCharTok"/>
-        </w:rPr>
-        <w:t xml:space="preserve">*</w:t>
-      </w:r>
-      <w:r>
-        <w:rPr>
-          <w:rStyle w:val="NormalTok"/>
-        </w:rPr>
-        <w:t xml:space="preserve"> </w:t>
-      </w:r>
-      <w:r>
-        <w:rPr>
-          <w:rStyle w:val="FloatTok"/>
-        </w:rPr>
-        <w:t xml:space="preserve">1.96</w:t>
-      </w:r>
-      <w:r>
-        <w:br/>
-      </w:r>
-      <w:r>
-        <w:br/>
-      </w:r>
-      <w:r>
-        <w:rPr>
-          <w:rStyle w:val="FunctionTok"/>
-        </w:rPr>
-        <w:t xml:space="preserve">ggplot</w:t>
-      </w:r>
-      <w:r>
-        <w:rPr>
-          <w:rStyle w:val="NormalTok"/>
-        </w:rPr>
-        <w:t xml:space="preserve">(fake_1) </w:t>
-      </w:r>
-      <w:r>
-        <w:rPr>
-          <w:rStyle w:val="SpecialCharTok"/>
-        </w:rPr>
-        <w:t xml:space="preserve">+</w:t>
-      </w:r>
-      <w:r>
-        <w:br/>
-      </w:r>
-      <w:r>
-        <w:rPr>
-          <w:rStyle w:val="NormalTok"/>
-        </w:rPr>
-        <w:t xml:space="preserve">  </w:t>
-      </w:r>
-      <w:r>
-        <w:rPr>
-          <w:rStyle w:val="FunctionTok"/>
-        </w:rPr>
-        <w:t xml:space="preserve">geom_ribbon</w:t>
-      </w:r>
-      <w:r>
-        <w:rPr>
-          <w:rStyle w:val="NormalTok"/>
-        </w:rPr>
-        <w:t xml:space="preserve">(</w:t>
-      </w:r>
-      <w:r>
-        <w:rPr>
-          <w:rStyle w:val="FunctionTok"/>
-        </w:rPr>
-        <w:t xml:space="preserve">aes</w:t>
-      </w:r>
-      <w:r>
-        <w:rPr>
-          <w:rStyle w:val="NormalTok"/>
-        </w:rPr>
-        <w:t xml:space="preserve">(</w:t>
-      </w:r>
-      <w:r>
-        <w:rPr>
-          <w:rStyle w:val="AttributeTok"/>
-        </w:rPr>
-        <w:t xml:space="preserve">x =</w:t>
-      </w:r>
-      <w:r>
-        <w:rPr>
-          <w:rStyle w:val="NormalTok"/>
-        </w:rPr>
-        <w:t xml:space="preserve"> body_length, </w:t>
-      </w:r>
-      <w:r>
-        <w:br/>
-      </w:r>
-      <w:r>
-        <w:rPr>
-          <w:rStyle w:val="NormalTok"/>
-        </w:rPr>
-        <w:t xml:space="preserve">                  </w:t>
-      </w:r>
-      <w:r>
-        <w:rPr>
-          <w:rStyle w:val="AttributeTok"/>
-        </w:rPr>
-        <w:t xml:space="preserve">ymin =</w:t>
-      </w:r>
-      <w:r>
-        <w:rPr>
-          <w:rStyle w:val="NormalTok"/>
-        </w:rPr>
-        <w:t xml:space="preserve"> low, </w:t>
-      </w:r>
-      <w:r>
-        <w:br/>
-      </w:r>
-      <w:r>
-        <w:rPr>
-          <w:rStyle w:val="NormalTok"/>
-        </w:rPr>
-        <w:t xml:space="preserve">                  </w:t>
-      </w:r>
-      <w:r>
-        <w:rPr>
-          <w:rStyle w:val="AttributeTok"/>
-        </w:rPr>
-        <w:t xml:space="preserve">ymax =</w:t>
-      </w:r>
-      <w:r>
-        <w:rPr>
-          <w:rStyle w:val="NormalTok"/>
-        </w:rPr>
-        <w:t xml:space="preserve"> upp),</w:t>
-      </w:r>
-      <w:r>
-        <w:br/>
-      </w:r>
-      <w:r>
-        <w:rPr>
-          <w:rStyle w:val="NormalTok"/>
-        </w:rPr>
-        <w:t xml:space="preserve">              </w:t>
-      </w:r>
-      <w:r>
-        <w:rPr>
-          <w:rStyle w:val="AttributeTok"/>
-        </w:rPr>
-        <w:t xml:space="preserve">fill =</w:t>
-      </w:r>
-      <w:r>
-        <w:rPr>
-          <w:rStyle w:val="NormalTok"/>
-        </w:rPr>
-        <w:t xml:space="preserve"> </w:t>
-      </w:r>
-      <w:r>
-        <w:rPr>
-          <w:rStyle w:val="StringTok"/>
-        </w:rPr>
-        <w:t xml:space="preserve">"lightgrey"</w:t>
-      </w:r>
-      <w:r>
-        <w:rPr>
-          <w:rStyle w:val="NormalTok"/>
-        </w:rPr>
-        <w:t xml:space="preserve">,</w:t>
-      </w:r>
-      <w:r>
-        <w:br/>
-      </w:r>
-      <w:r>
-        <w:rPr>
-          <w:rStyle w:val="NormalTok"/>
-        </w:rPr>
-        <w:t xml:space="preserve">              </w:t>
-      </w:r>
-      <w:r>
-        <w:rPr>
-          <w:rStyle w:val="AttributeTok"/>
-        </w:rPr>
-        <w:t xml:space="preserve">alpha =</w:t>
-      </w:r>
-      <w:r>
-        <w:rPr>
-          <w:rStyle w:val="NormalTok"/>
-        </w:rPr>
-        <w:t xml:space="preserve"> </w:t>
-      </w:r>
-      <w:r>
-        <w:rPr>
-          <w:rStyle w:val="FloatTok"/>
-        </w:rPr>
-        <w:t xml:space="preserve">0.8</w:t>
-      </w:r>
-      <w:r>
-        <w:rPr>
-          <w:rStyle w:val="NormalTok"/>
-        </w:rPr>
-        <w:t xml:space="preserve">) </w:t>
-      </w:r>
-      <w:r>
-        <w:rPr>
-          <w:rStyle w:val="SpecialCharTok"/>
-        </w:rPr>
-        <w:t xml:space="preserve">+</w:t>
-      </w:r>
-      <w:r>
-        <w:br/>
-      </w:r>
-      <w:r>
-        <w:rPr>
-          <w:rStyle w:val="NormalTok"/>
-        </w:rPr>
-        <w:t xml:space="preserve">  </w:t>
-      </w:r>
-      <w:r>
-        <w:rPr>
-          <w:rStyle w:val="FunctionTok"/>
-        </w:rPr>
-        <w:t xml:space="preserve">geom_line</w:t>
-      </w:r>
-      <w:r>
-        <w:rPr>
-          <w:rStyle w:val="NormalTok"/>
-        </w:rPr>
-        <w:t xml:space="preserve">(</w:t>
-      </w:r>
-      <w:r>
-        <w:rPr>
-          <w:rStyle w:val="FunctionTok"/>
-        </w:rPr>
-        <w:t xml:space="preserve">aes</w:t>
-      </w:r>
-      <w:r>
-        <w:rPr>
-          <w:rStyle w:val="NormalTok"/>
-        </w:rPr>
-        <w:t xml:space="preserve">(</w:t>
-      </w:r>
-      <w:r>
-        <w:rPr>
-          <w:rStyle w:val="AttributeTok"/>
-        </w:rPr>
-        <w:t xml:space="preserve">x =</w:t>
-      </w:r>
-      <w:r>
-        <w:rPr>
-          <w:rStyle w:val="NormalTok"/>
-        </w:rPr>
-        <w:t xml:space="preserve"> body_length,</w:t>
-      </w:r>
-      <w:r>
-        <w:br/>
-      </w:r>
-      <w:r>
-        <w:rPr>
-          <w:rStyle w:val="NormalTok"/>
-        </w:rPr>
-        <w:t xml:space="preserve">                </w:t>
-      </w:r>
-      <w:r>
-        <w:rPr>
-          <w:rStyle w:val="AttributeTok"/>
-        </w:rPr>
-        <w:t xml:space="preserve">y =</w:t>
-      </w:r>
-      <w:r>
-        <w:rPr>
-          <w:rStyle w:val="NormalTok"/>
-        </w:rPr>
-        <w:t xml:space="preserve"> fit),</w:t>
-      </w:r>
-      <w:r>
-        <w:br/>
-      </w:r>
-      <w:r>
-        <w:rPr>
-          <w:rStyle w:val="NormalTok"/>
-        </w:rPr>
-        <w:t xml:space="preserve">            </w:t>
-      </w:r>
-      <w:r>
-        <w:rPr>
-          <w:rStyle w:val="AttributeTok"/>
-        </w:rPr>
-        <w:t xml:space="preserve">colour =</w:t>
-      </w:r>
-      <w:r>
-        <w:rPr>
-          <w:rStyle w:val="NormalTok"/>
-        </w:rPr>
-        <w:t xml:space="preserve"> </w:t>
-      </w:r>
-      <w:r>
-        <w:rPr>
-          <w:rStyle w:val="StringTok"/>
-        </w:rPr>
-        <w:t xml:space="preserve">"black"</w:t>
-      </w:r>
-      <w:r>
-        <w:rPr>
-          <w:rStyle w:val="NormalTok"/>
-        </w:rPr>
-        <w:t xml:space="preserve">) </w:t>
-      </w:r>
-      <w:r>
-        <w:rPr>
-          <w:rStyle w:val="SpecialCharTok"/>
-        </w:rPr>
-        <w:t xml:space="preserve">+</w:t>
-      </w:r>
-      <w:r>
-        <w:br/>
-      </w:r>
-      <w:r>
-        <w:rPr>
-          <w:rStyle w:val="NormalTok"/>
-        </w:rPr>
-        <w:t xml:space="preserve">  </w:t>
-      </w:r>
-      <w:r>
-        <w:rPr>
-          <w:rStyle w:val="FunctionTok"/>
-        </w:rPr>
-        <w:t xml:space="preserve">labs</w:t>
-      </w:r>
-      <w:r>
-        <w:rPr>
-          <w:rStyle w:val="NormalTok"/>
-        </w:rPr>
-        <w:t xml:space="preserve">(</w:t>
-      </w:r>
-      <w:r>
-        <w:rPr>
-          <w:rStyle w:val="AttributeTok"/>
-        </w:rPr>
-        <w:t xml:space="preserve">x =</w:t>
-      </w:r>
-      <w:r>
-        <w:rPr>
-          <w:rStyle w:val="NormalTok"/>
-        </w:rPr>
-        <w:t xml:space="preserve"> </w:t>
-      </w:r>
-      <w:r>
-        <w:rPr>
-          <w:rStyle w:val="StringTok"/>
-        </w:rPr>
-        <w:t xml:space="preserve">"Body length (mm)"</w:t>
-      </w:r>
-      <w:r>
-        <w:rPr>
-          <w:rStyle w:val="NormalTok"/>
-        </w:rPr>
-        <w:t xml:space="preserve">,</w:t>
-      </w:r>
-      <w:r>
-        <w:br/>
-      </w:r>
-      <w:r>
-        <w:rPr>
-          <w:rStyle w:val="NormalTok"/>
-        </w:rPr>
-        <w:t xml:space="preserve">       </w:t>
-      </w:r>
-      <w:r>
-        <w:rPr>
-          <w:rStyle w:val="AttributeTok"/>
-        </w:rPr>
-        <w:t xml:space="preserve">y =</w:t>
-      </w:r>
-      <w:r>
-        <w:rPr>
-          <w:rStyle w:val="NormalTok"/>
-        </w:rPr>
-        <w:t xml:space="preserve"> </w:t>
-      </w:r>
-      <w:r>
-        <w:rPr>
-          <w:rStyle w:val="StringTok"/>
-        </w:rPr>
-        <w:t xml:space="preserve">"Predicted wing length (mm)"</w:t>
-      </w:r>
-      <w:r>
-        <w:rPr>
-          <w:rStyle w:val="NormalTok"/>
-        </w:rPr>
-        <w:t xml:space="preserve">) </w:t>
-      </w:r>
-      <w:r>
-        <w:rPr>
-          <w:rStyle w:val="SpecialCharTok"/>
-        </w:rPr>
-        <w:t xml:space="preserve">+</w:t>
-      </w:r>
-      <w:r>
-        <w:br/>
-      </w:r>
-      <w:r>
-        <w:rPr>
-          <w:rStyle w:val="NormalTok"/>
-        </w:rPr>
-        <w:t xml:space="preserve">  </w:t>
-      </w:r>
-      <w:r>
-        <w:rPr>
-          <w:rStyle w:val="FunctionTok"/>
-        </w:rPr>
-        <w:t xml:space="preserve">theme_minimal</w:t>
-      </w:r>
-      <w:r>
-        <w:rPr>
-          <w:rStyle w:val="NormalTok"/>
-        </w:rPr>
-        <w:t xml:space="preserve">()</w:t>
-      </w:r>
-    </w:p>
-    <w:p>
-      <w:pPr>
-        <w:pStyle w:val="FirstParagraph"/>
+        <w:t xml:space="preserve">Make these figures now.</w:t>
+      </w:r>
+    </w:p>
+    <w:p>
+      <w:pPr>
+        <w:pStyle w:val="BodyText"/>
       </w:pPr>
       <w:r>
         <w:drawing>
@@ -3050,958 +2127,6 @@
           </wp:inline>
         </w:drawing>
       </w:r>
-    </w:p>
-    <w:p>
-      <w:pPr>
-        <w:pStyle w:val="SourceCode"/>
-      </w:pPr>
-      <w:r>
-        <w:rPr>
-          <w:rStyle w:val="NormalTok"/>
-        </w:rPr>
-        <w:t xml:space="preserve">fake_2 </w:t>
-      </w:r>
-      <w:r>
-        <w:rPr>
-          <w:rStyle w:val="OtherTok"/>
-        </w:rPr>
-        <w:t xml:space="preserve">&lt;-</w:t>
-      </w:r>
-      <w:r>
-        <w:rPr>
-          <w:rStyle w:val="NormalTok"/>
-        </w:rPr>
-        <w:t xml:space="preserve"> </w:t>
-      </w:r>
-      <w:r>
-        <w:rPr>
-          <w:rStyle w:val="FunctionTok"/>
-        </w:rPr>
-        <w:t xml:space="preserve">data.frame</w:t>
-      </w:r>
-      <w:r>
-        <w:rPr>
-          <w:rStyle w:val="NormalTok"/>
-        </w:rPr>
-        <w:t xml:space="preserve">(</w:t>
-      </w:r>
-      <w:r>
-        <w:br/>
-      </w:r>
-      <w:r>
-        <w:rPr>
-          <w:rStyle w:val="NormalTok"/>
-        </w:rPr>
-        <w:t xml:space="preserve">  </w:t>
-      </w:r>
-      <w:r>
-        <w:rPr>
-          <w:rStyle w:val="AttributeTok"/>
-        </w:rPr>
-        <w:t xml:space="preserve">body_length =</w:t>
-      </w:r>
-      <w:r>
-        <w:rPr>
-          <w:rStyle w:val="NormalTok"/>
-        </w:rPr>
-        <w:t xml:space="preserve"> </w:t>
-      </w:r>
-      <w:r>
-        <w:rPr>
-          <w:rStyle w:val="FunctionTok"/>
-        </w:rPr>
-        <w:t xml:space="preserve">median</w:t>
-      </w:r>
-      <w:r>
-        <w:rPr>
-          <w:rStyle w:val="NormalTok"/>
-        </w:rPr>
-        <w:t xml:space="preserve">(butterfly</w:t>
-      </w:r>
-      <w:r>
-        <w:rPr>
-          <w:rStyle w:val="SpecialCharTok"/>
-        </w:rPr>
-        <w:t xml:space="preserve">$</w:t>
-      </w:r>
-      <w:r>
-        <w:rPr>
-          <w:rStyle w:val="NormalTok"/>
-        </w:rPr>
-        <w:t xml:space="preserve">body_length),</w:t>
-      </w:r>
-      <w:r>
-        <w:br/>
-      </w:r>
-      <w:r>
-        <w:rPr>
-          <w:rStyle w:val="NormalTok"/>
-        </w:rPr>
-        <w:t xml:space="preserve">  </w:t>
-      </w:r>
-      <w:r>
-        <w:rPr>
-          <w:rStyle w:val="AttributeTok"/>
-        </w:rPr>
-        <w:t xml:space="preserve">glyphosphate =</w:t>
-      </w:r>
-      <w:r>
-        <w:rPr>
-          <w:rStyle w:val="NormalTok"/>
-        </w:rPr>
-        <w:t xml:space="preserve"> </w:t>
-      </w:r>
-      <w:r>
-        <w:rPr>
-          <w:rStyle w:val="FunctionTok"/>
-        </w:rPr>
-        <w:t xml:space="preserve">seq</w:t>
-      </w:r>
-      <w:r>
-        <w:rPr>
-          <w:rStyle w:val="NormalTok"/>
-        </w:rPr>
-        <w:t xml:space="preserve">(</w:t>
-      </w:r>
-      <w:r>
-        <w:rPr>
-          <w:rStyle w:val="AttributeTok"/>
-        </w:rPr>
-        <w:t xml:space="preserve">from =</w:t>
-      </w:r>
-      <w:r>
-        <w:rPr>
-          <w:rStyle w:val="NormalTok"/>
-        </w:rPr>
-        <w:t xml:space="preserve"> </w:t>
-      </w:r>
-      <w:r>
-        <w:rPr>
-          <w:rStyle w:val="FunctionTok"/>
-        </w:rPr>
-        <w:t xml:space="preserve">min</w:t>
-      </w:r>
-      <w:r>
-        <w:rPr>
-          <w:rStyle w:val="NormalTok"/>
-        </w:rPr>
-        <w:t xml:space="preserve">(butterfly</w:t>
-      </w:r>
-      <w:r>
-        <w:rPr>
-          <w:rStyle w:val="SpecialCharTok"/>
-        </w:rPr>
-        <w:t xml:space="preserve">$</w:t>
-      </w:r>
-      <w:r>
-        <w:rPr>
-          <w:rStyle w:val="NormalTok"/>
-        </w:rPr>
-        <w:t xml:space="preserve">glyphosphate),</w:t>
-      </w:r>
-      <w:r>
-        <w:br/>
-      </w:r>
-      <w:r>
-        <w:rPr>
-          <w:rStyle w:val="NormalTok"/>
-        </w:rPr>
-        <w:t xml:space="preserve">                    </w:t>
-      </w:r>
-      <w:r>
-        <w:rPr>
-          <w:rStyle w:val="AttributeTok"/>
-        </w:rPr>
-        <w:t xml:space="preserve">to =</w:t>
-      </w:r>
-      <w:r>
-        <w:rPr>
-          <w:rStyle w:val="NormalTok"/>
-        </w:rPr>
-        <w:t xml:space="preserve"> </w:t>
-      </w:r>
-      <w:r>
-        <w:rPr>
-          <w:rStyle w:val="FunctionTok"/>
-        </w:rPr>
-        <w:t xml:space="preserve">max</w:t>
-      </w:r>
-      <w:r>
-        <w:rPr>
-          <w:rStyle w:val="NormalTok"/>
-        </w:rPr>
-        <w:t xml:space="preserve">(butterfly</w:t>
-      </w:r>
-      <w:r>
-        <w:rPr>
-          <w:rStyle w:val="SpecialCharTok"/>
-        </w:rPr>
-        <w:t xml:space="preserve">$</w:t>
-      </w:r>
-      <w:r>
-        <w:rPr>
-          <w:rStyle w:val="NormalTok"/>
-        </w:rPr>
-        <w:t xml:space="preserve">glyphosphate),</w:t>
-      </w:r>
-      <w:r>
-        <w:br/>
-      </w:r>
-      <w:r>
-        <w:rPr>
-          <w:rStyle w:val="NormalTok"/>
-        </w:rPr>
-        <w:t xml:space="preserve">                    </w:t>
-      </w:r>
-      <w:r>
-        <w:rPr>
-          <w:rStyle w:val="AttributeTok"/>
-        </w:rPr>
-        <w:t xml:space="preserve">by =</w:t>
-      </w:r>
-      <w:r>
-        <w:rPr>
-          <w:rStyle w:val="NormalTok"/>
-        </w:rPr>
-        <w:t xml:space="preserve"> </w:t>
-      </w:r>
-      <w:r>
-        <w:rPr>
-          <w:rStyle w:val="FloatTok"/>
-        </w:rPr>
-        <w:t xml:space="preserve">0.1</w:t>
-      </w:r>
-      <w:r>
-        <w:rPr>
-          <w:rStyle w:val="NormalTok"/>
-        </w:rPr>
-        <w:t xml:space="preserve">),</w:t>
-      </w:r>
-      <w:r>
-        <w:br/>
-      </w:r>
-      <w:r>
-        <w:rPr>
-          <w:rStyle w:val="NormalTok"/>
-        </w:rPr>
-        <w:t xml:space="preserve">  </w:t>
-      </w:r>
-      <w:r>
-        <w:rPr>
-          <w:rStyle w:val="AttributeTok"/>
-        </w:rPr>
-        <w:t xml:space="preserve">habitat =</w:t>
-      </w:r>
-      <w:r>
-        <w:rPr>
-          <w:rStyle w:val="NormalTok"/>
-        </w:rPr>
-        <w:t xml:space="preserve"> </w:t>
-      </w:r>
-      <w:r>
-        <w:rPr>
-          <w:rStyle w:val="StringTok"/>
-        </w:rPr>
-        <w:t xml:space="preserve">"Forest"</w:t>
-      </w:r>
-      <w:r>
-        <w:br/>
-      </w:r>
-      <w:r>
-        <w:rPr>
-          <w:rStyle w:val="NormalTok"/>
-        </w:rPr>
-        <w:t xml:space="preserve">)</w:t>
-      </w:r>
-      <w:r>
-        <w:br/>
-      </w:r>
-      <w:r>
-        <w:br/>
-      </w:r>
-      <w:r>
-        <w:rPr>
-          <w:rStyle w:val="NormalTok"/>
-        </w:rPr>
-        <w:t xml:space="preserve">preds </w:t>
-      </w:r>
-      <w:r>
-        <w:rPr>
-          <w:rStyle w:val="OtherTok"/>
-        </w:rPr>
-        <w:t xml:space="preserve">&lt;-</w:t>
-      </w:r>
-      <w:r>
-        <w:rPr>
-          <w:rStyle w:val="NormalTok"/>
-        </w:rPr>
-        <w:t xml:space="preserve"> </w:t>
-      </w:r>
-      <w:r>
-        <w:rPr>
-          <w:rStyle w:val="FunctionTok"/>
-        </w:rPr>
-        <w:t xml:space="preserve">predict</w:t>
-      </w:r>
-      <w:r>
-        <w:rPr>
-          <w:rStyle w:val="NormalTok"/>
-        </w:rPr>
-        <w:t xml:space="preserve">(butter_mod, </w:t>
-      </w:r>
-      <w:r>
-        <w:rPr>
-          <w:rStyle w:val="AttributeTok"/>
-        </w:rPr>
-        <w:t xml:space="preserve">newdata =</w:t>
-      </w:r>
-      <w:r>
-        <w:rPr>
-          <w:rStyle w:val="NormalTok"/>
-        </w:rPr>
-        <w:t xml:space="preserve"> fake_2, </w:t>
-      </w:r>
-      <w:r>
-        <w:rPr>
-          <w:rStyle w:val="AttributeTok"/>
-        </w:rPr>
-        <w:t xml:space="preserve">se.fit =</w:t>
-      </w:r>
-      <w:r>
-        <w:rPr>
-          <w:rStyle w:val="NormalTok"/>
-        </w:rPr>
-        <w:t xml:space="preserve"> </w:t>
-      </w:r>
-      <w:r>
-        <w:rPr>
-          <w:rStyle w:val="ConstantTok"/>
-        </w:rPr>
-        <w:t xml:space="preserve">TRUE</w:t>
-      </w:r>
-      <w:r>
-        <w:rPr>
-          <w:rStyle w:val="NormalTok"/>
-        </w:rPr>
-        <w:t xml:space="preserve">)</w:t>
-      </w:r>
-      <w:r>
-        <w:br/>
-      </w:r>
-      <w:r>
-        <w:rPr>
-          <w:rStyle w:val="NormalTok"/>
-        </w:rPr>
-        <w:t xml:space="preserve">fake_2</w:t>
-      </w:r>
-      <w:r>
-        <w:rPr>
-          <w:rStyle w:val="SpecialCharTok"/>
-        </w:rPr>
-        <w:t xml:space="preserve">$</w:t>
-      </w:r>
-      <w:r>
-        <w:rPr>
-          <w:rStyle w:val="NormalTok"/>
-        </w:rPr>
-        <w:t xml:space="preserve">fit </w:t>
-      </w:r>
-      <w:r>
-        <w:rPr>
-          <w:rStyle w:val="OtherTok"/>
-        </w:rPr>
-        <w:t xml:space="preserve">&lt;-</w:t>
-      </w:r>
-      <w:r>
-        <w:rPr>
-          <w:rStyle w:val="NormalTok"/>
-        </w:rPr>
-        <w:t xml:space="preserve"> preds</w:t>
-      </w:r>
-      <w:r>
-        <w:rPr>
-          <w:rStyle w:val="SpecialCharTok"/>
-        </w:rPr>
-        <w:t xml:space="preserve">$</w:t>
-      </w:r>
-      <w:r>
-        <w:rPr>
-          <w:rStyle w:val="NormalTok"/>
-        </w:rPr>
-        <w:t xml:space="preserve">fit</w:t>
-      </w:r>
-      <w:r>
-        <w:br/>
-      </w:r>
-      <w:r>
-        <w:rPr>
-          <w:rStyle w:val="NormalTok"/>
-        </w:rPr>
-        <w:t xml:space="preserve">fake_2</w:t>
-      </w:r>
-      <w:r>
-        <w:rPr>
-          <w:rStyle w:val="SpecialCharTok"/>
-        </w:rPr>
-        <w:t xml:space="preserve">$</w:t>
-      </w:r>
-      <w:r>
-        <w:rPr>
-          <w:rStyle w:val="NormalTok"/>
-        </w:rPr>
-        <w:t xml:space="preserve">low </w:t>
-      </w:r>
-      <w:r>
-        <w:rPr>
-          <w:rStyle w:val="OtherTok"/>
-        </w:rPr>
-        <w:t xml:space="preserve">&lt;-</w:t>
-      </w:r>
-      <w:r>
-        <w:rPr>
-          <w:rStyle w:val="NormalTok"/>
-        </w:rPr>
-        <w:t xml:space="preserve"> preds</w:t>
-      </w:r>
-      <w:r>
-        <w:rPr>
-          <w:rStyle w:val="SpecialCharTok"/>
-        </w:rPr>
-        <w:t xml:space="preserve">$</w:t>
-      </w:r>
-      <w:r>
-        <w:rPr>
-          <w:rStyle w:val="NormalTok"/>
-        </w:rPr>
-        <w:t xml:space="preserve">fit </w:t>
-      </w:r>
-      <w:r>
-        <w:rPr>
-          <w:rStyle w:val="SpecialCharTok"/>
-        </w:rPr>
-        <w:t xml:space="preserve">-</w:t>
-      </w:r>
-      <w:r>
-        <w:rPr>
-          <w:rStyle w:val="NormalTok"/>
-        </w:rPr>
-        <w:t xml:space="preserve"> preds</w:t>
-      </w:r>
-      <w:r>
-        <w:rPr>
-          <w:rStyle w:val="SpecialCharTok"/>
-        </w:rPr>
-        <w:t xml:space="preserve">$</w:t>
-      </w:r>
-      <w:r>
-        <w:rPr>
-          <w:rStyle w:val="NormalTok"/>
-        </w:rPr>
-        <w:t xml:space="preserve">se.fit </w:t>
-      </w:r>
-      <w:r>
-        <w:rPr>
-          <w:rStyle w:val="SpecialCharTok"/>
-        </w:rPr>
-        <w:t xml:space="preserve">*</w:t>
-      </w:r>
-      <w:r>
-        <w:rPr>
-          <w:rStyle w:val="NormalTok"/>
-        </w:rPr>
-        <w:t xml:space="preserve"> </w:t>
-      </w:r>
-      <w:r>
-        <w:rPr>
-          <w:rStyle w:val="FloatTok"/>
-        </w:rPr>
-        <w:t xml:space="preserve">1.96</w:t>
-      </w:r>
-      <w:r>
-        <w:br/>
-      </w:r>
-      <w:r>
-        <w:rPr>
-          <w:rStyle w:val="NormalTok"/>
-        </w:rPr>
-        <w:t xml:space="preserve">fake_2</w:t>
-      </w:r>
-      <w:r>
-        <w:rPr>
-          <w:rStyle w:val="SpecialCharTok"/>
-        </w:rPr>
-        <w:t xml:space="preserve">$</w:t>
-      </w:r>
-      <w:r>
-        <w:rPr>
-          <w:rStyle w:val="NormalTok"/>
-        </w:rPr>
-        <w:t xml:space="preserve">upp </w:t>
-      </w:r>
-      <w:r>
-        <w:rPr>
-          <w:rStyle w:val="OtherTok"/>
-        </w:rPr>
-        <w:t xml:space="preserve">&lt;-</w:t>
-      </w:r>
-      <w:r>
-        <w:rPr>
-          <w:rStyle w:val="NormalTok"/>
-        </w:rPr>
-        <w:t xml:space="preserve"> preds</w:t>
-      </w:r>
-      <w:r>
-        <w:rPr>
-          <w:rStyle w:val="SpecialCharTok"/>
-        </w:rPr>
-        <w:t xml:space="preserve">$</w:t>
-      </w:r>
-      <w:r>
-        <w:rPr>
-          <w:rStyle w:val="NormalTok"/>
-        </w:rPr>
-        <w:t xml:space="preserve">fit </w:t>
-      </w:r>
-      <w:r>
-        <w:rPr>
-          <w:rStyle w:val="SpecialCharTok"/>
-        </w:rPr>
-        <w:t xml:space="preserve">+</w:t>
-      </w:r>
-      <w:r>
-        <w:rPr>
-          <w:rStyle w:val="NormalTok"/>
-        </w:rPr>
-        <w:t xml:space="preserve"> preds</w:t>
-      </w:r>
-      <w:r>
-        <w:rPr>
-          <w:rStyle w:val="SpecialCharTok"/>
-        </w:rPr>
-        <w:t xml:space="preserve">$</w:t>
-      </w:r>
-      <w:r>
-        <w:rPr>
-          <w:rStyle w:val="NormalTok"/>
-        </w:rPr>
-        <w:t xml:space="preserve">se.fit </w:t>
-      </w:r>
-      <w:r>
-        <w:rPr>
-          <w:rStyle w:val="SpecialCharTok"/>
-        </w:rPr>
-        <w:t xml:space="preserve">*</w:t>
-      </w:r>
-      <w:r>
-        <w:rPr>
-          <w:rStyle w:val="NormalTok"/>
-        </w:rPr>
-        <w:t xml:space="preserve"> </w:t>
-      </w:r>
-      <w:r>
-        <w:rPr>
-          <w:rStyle w:val="FloatTok"/>
-        </w:rPr>
-        <w:t xml:space="preserve">1.96</w:t>
-      </w:r>
-      <w:r>
-        <w:br/>
-      </w:r>
-      <w:r>
-        <w:br/>
-      </w:r>
-      <w:r>
-        <w:rPr>
-          <w:rStyle w:val="FunctionTok"/>
-        </w:rPr>
-        <w:t xml:space="preserve">ggplot</w:t>
-      </w:r>
-      <w:r>
-        <w:rPr>
-          <w:rStyle w:val="NormalTok"/>
-        </w:rPr>
-        <w:t xml:space="preserve">(fake_2) </w:t>
-      </w:r>
-      <w:r>
-        <w:rPr>
-          <w:rStyle w:val="SpecialCharTok"/>
-        </w:rPr>
-        <w:t xml:space="preserve">+</w:t>
-      </w:r>
-      <w:r>
-        <w:br/>
-      </w:r>
-      <w:r>
-        <w:rPr>
-          <w:rStyle w:val="NormalTok"/>
-        </w:rPr>
-        <w:t xml:space="preserve">  </w:t>
-      </w:r>
-      <w:r>
-        <w:rPr>
-          <w:rStyle w:val="FunctionTok"/>
-        </w:rPr>
-        <w:t xml:space="preserve">geom_ribbon</w:t>
-      </w:r>
-      <w:r>
-        <w:rPr>
-          <w:rStyle w:val="NormalTok"/>
-        </w:rPr>
-        <w:t xml:space="preserve">(</w:t>
-      </w:r>
-      <w:r>
-        <w:rPr>
-          <w:rStyle w:val="FunctionTok"/>
-        </w:rPr>
-        <w:t xml:space="preserve">aes</w:t>
-      </w:r>
-      <w:r>
-        <w:rPr>
-          <w:rStyle w:val="NormalTok"/>
-        </w:rPr>
-        <w:t xml:space="preserve">(</w:t>
-      </w:r>
-      <w:r>
-        <w:rPr>
-          <w:rStyle w:val="AttributeTok"/>
-        </w:rPr>
-        <w:t xml:space="preserve">x =</w:t>
-      </w:r>
-      <w:r>
-        <w:rPr>
-          <w:rStyle w:val="NormalTok"/>
-        </w:rPr>
-        <w:t xml:space="preserve"> glyphosphate, </w:t>
-      </w:r>
-      <w:r>
-        <w:br/>
-      </w:r>
-      <w:r>
-        <w:rPr>
-          <w:rStyle w:val="NormalTok"/>
-        </w:rPr>
-        <w:t xml:space="preserve">                  </w:t>
-      </w:r>
-      <w:r>
-        <w:rPr>
-          <w:rStyle w:val="AttributeTok"/>
-        </w:rPr>
-        <w:t xml:space="preserve">ymin =</w:t>
-      </w:r>
-      <w:r>
-        <w:rPr>
-          <w:rStyle w:val="NormalTok"/>
-        </w:rPr>
-        <w:t xml:space="preserve"> low, </w:t>
-      </w:r>
-      <w:r>
-        <w:br/>
-      </w:r>
-      <w:r>
-        <w:rPr>
-          <w:rStyle w:val="NormalTok"/>
-        </w:rPr>
-        <w:t xml:space="preserve">                  </w:t>
-      </w:r>
-      <w:r>
-        <w:rPr>
-          <w:rStyle w:val="AttributeTok"/>
-        </w:rPr>
-        <w:t xml:space="preserve">ymax =</w:t>
-      </w:r>
-      <w:r>
-        <w:rPr>
-          <w:rStyle w:val="NormalTok"/>
-        </w:rPr>
-        <w:t xml:space="preserve"> upp),</w:t>
-      </w:r>
-      <w:r>
-        <w:br/>
-      </w:r>
-      <w:r>
-        <w:rPr>
-          <w:rStyle w:val="NormalTok"/>
-        </w:rPr>
-        <w:t xml:space="preserve">              </w:t>
-      </w:r>
-      <w:r>
-        <w:rPr>
-          <w:rStyle w:val="AttributeTok"/>
-        </w:rPr>
-        <w:t xml:space="preserve">fill =</w:t>
-      </w:r>
-      <w:r>
-        <w:rPr>
-          <w:rStyle w:val="NormalTok"/>
-        </w:rPr>
-        <w:t xml:space="preserve"> </w:t>
-      </w:r>
-      <w:r>
-        <w:rPr>
-          <w:rStyle w:val="StringTok"/>
-        </w:rPr>
-        <w:t xml:space="preserve">"lightgrey"</w:t>
-      </w:r>
-      <w:r>
-        <w:rPr>
-          <w:rStyle w:val="NormalTok"/>
-        </w:rPr>
-        <w:t xml:space="preserve">,</w:t>
-      </w:r>
-      <w:r>
-        <w:br/>
-      </w:r>
-      <w:r>
-        <w:rPr>
-          <w:rStyle w:val="NormalTok"/>
-        </w:rPr>
-        <w:t xml:space="preserve">              </w:t>
-      </w:r>
-      <w:r>
-        <w:rPr>
-          <w:rStyle w:val="AttributeTok"/>
-        </w:rPr>
-        <w:t xml:space="preserve">alpha =</w:t>
-      </w:r>
-      <w:r>
-        <w:rPr>
-          <w:rStyle w:val="NormalTok"/>
-        </w:rPr>
-        <w:t xml:space="preserve"> </w:t>
-      </w:r>
-      <w:r>
-        <w:rPr>
-          <w:rStyle w:val="FloatTok"/>
-        </w:rPr>
-        <w:t xml:space="preserve">0.8</w:t>
-      </w:r>
-      <w:r>
-        <w:rPr>
-          <w:rStyle w:val="NormalTok"/>
-        </w:rPr>
-        <w:t xml:space="preserve">) </w:t>
-      </w:r>
-      <w:r>
-        <w:rPr>
-          <w:rStyle w:val="SpecialCharTok"/>
-        </w:rPr>
-        <w:t xml:space="preserve">+</w:t>
-      </w:r>
-      <w:r>
-        <w:br/>
-      </w:r>
-      <w:r>
-        <w:rPr>
-          <w:rStyle w:val="NormalTok"/>
-        </w:rPr>
-        <w:t xml:space="preserve">  </w:t>
-      </w:r>
-      <w:r>
-        <w:rPr>
-          <w:rStyle w:val="FunctionTok"/>
-        </w:rPr>
-        <w:t xml:space="preserve">geom_line</w:t>
-      </w:r>
-      <w:r>
-        <w:rPr>
-          <w:rStyle w:val="NormalTok"/>
-        </w:rPr>
-        <w:t xml:space="preserve">(</w:t>
-      </w:r>
-      <w:r>
-        <w:rPr>
-          <w:rStyle w:val="FunctionTok"/>
-        </w:rPr>
-        <w:t xml:space="preserve">aes</w:t>
-      </w:r>
-      <w:r>
-        <w:rPr>
-          <w:rStyle w:val="NormalTok"/>
-        </w:rPr>
-        <w:t xml:space="preserve">(</w:t>
-      </w:r>
-      <w:r>
-        <w:rPr>
-          <w:rStyle w:val="AttributeTok"/>
-        </w:rPr>
-        <w:t xml:space="preserve">x =</w:t>
-      </w:r>
-      <w:r>
-        <w:rPr>
-          <w:rStyle w:val="NormalTok"/>
-        </w:rPr>
-        <w:t xml:space="preserve"> glyphosphate,</w:t>
-      </w:r>
-      <w:r>
-        <w:br/>
-      </w:r>
-      <w:r>
-        <w:rPr>
-          <w:rStyle w:val="NormalTok"/>
-        </w:rPr>
-        <w:t xml:space="preserve">                </w:t>
-      </w:r>
-      <w:r>
-        <w:rPr>
-          <w:rStyle w:val="AttributeTok"/>
-        </w:rPr>
-        <w:t xml:space="preserve">y =</w:t>
-      </w:r>
-      <w:r>
-        <w:rPr>
-          <w:rStyle w:val="NormalTok"/>
-        </w:rPr>
-        <w:t xml:space="preserve"> fit),</w:t>
-      </w:r>
-      <w:r>
-        <w:br/>
-      </w:r>
-      <w:r>
-        <w:rPr>
-          <w:rStyle w:val="NormalTok"/>
-        </w:rPr>
-        <w:t xml:space="preserve">            </w:t>
-      </w:r>
-      <w:r>
-        <w:rPr>
-          <w:rStyle w:val="AttributeTok"/>
-        </w:rPr>
-        <w:t xml:space="preserve">colour =</w:t>
-      </w:r>
-      <w:r>
-        <w:rPr>
-          <w:rStyle w:val="NormalTok"/>
-        </w:rPr>
-        <w:t xml:space="preserve"> </w:t>
-      </w:r>
-      <w:r>
-        <w:rPr>
-          <w:rStyle w:val="StringTok"/>
-        </w:rPr>
-        <w:t xml:space="preserve">"black"</w:t>
-      </w:r>
-      <w:r>
-        <w:rPr>
-          <w:rStyle w:val="NormalTok"/>
-        </w:rPr>
-        <w:t xml:space="preserve">) </w:t>
-      </w:r>
-      <w:r>
-        <w:rPr>
-          <w:rStyle w:val="SpecialCharTok"/>
-        </w:rPr>
-        <w:t xml:space="preserve">+</w:t>
-      </w:r>
-      <w:r>
-        <w:br/>
-      </w:r>
-      <w:r>
-        <w:rPr>
-          <w:rStyle w:val="NormalTok"/>
-        </w:rPr>
-        <w:t xml:space="preserve">  </w:t>
-      </w:r>
-      <w:r>
-        <w:rPr>
-          <w:rStyle w:val="FunctionTok"/>
-        </w:rPr>
-        <w:t xml:space="preserve">labs</w:t>
-      </w:r>
-      <w:r>
-        <w:rPr>
-          <w:rStyle w:val="NormalTok"/>
-        </w:rPr>
-        <w:t xml:space="preserve">(</w:t>
-      </w:r>
-      <w:r>
-        <w:rPr>
-          <w:rStyle w:val="AttributeTok"/>
-        </w:rPr>
-        <w:t xml:space="preserve">x =</w:t>
-      </w:r>
-      <w:r>
-        <w:rPr>
-          <w:rStyle w:val="NormalTok"/>
-        </w:rPr>
-        <w:t xml:space="preserve"> </w:t>
-      </w:r>
-      <w:r>
-        <w:rPr>
-          <w:rStyle w:val="StringTok"/>
-        </w:rPr>
-        <w:t xml:space="preserve">"glyphosphate (ml)"</w:t>
-      </w:r>
-      <w:r>
-        <w:rPr>
-          <w:rStyle w:val="NormalTok"/>
-        </w:rPr>
-        <w:t xml:space="preserve">,</w:t>
-      </w:r>
-      <w:r>
-        <w:br/>
-      </w:r>
-      <w:r>
-        <w:rPr>
-          <w:rStyle w:val="NormalTok"/>
-        </w:rPr>
-        <w:t xml:space="preserve">       </w:t>
-      </w:r>
-      <w:r>
-        <w:rPr>
-          <w:rStyle w:val="AttributeTok"/>
-        </w:rPr>
-        <w:t xml:space="preserve">y =</w:t>
-      </w:r>
-      <w:r>
-        <w:rPr>
-          <w:rStyle w:val="NormalTok"/>
-        </w:rPr>
-        <w:t xml:space="preserve"> </w:t>
-      </w:r>
-      <w:r>
-        <w:rPr>
-          <w:rStyle w:val="StringTok"/>
-        </w:rPr>
-        <w:t xml:space="preserve">"Predicted wing length (mm)"</w:t>
-      </w:r>
-      <w:r>
-        <w:rPr>
-          <w:rStyle w:val="NormalTok"/>
-        </w:rPr>
-        <w:t xml:space="preserve">) </w:t>
-      </w:r>
-      <w:r>
-        <w:rPr>
-          <w:rStyle w:val="SpecialCharTok"/>
-        </w:rPr>
-        <w:t xml:space="preserve">+</w:t>
-      </w:r>
-      <w:r>
-        <w:br/>
-      </w:r>
-      <w:r>
-        <w:rPr>
-          <w:rStyle w:val="NormalTok"/>
-        </w:rPr>
-        <w:t xml:space="preserve">  </w:t>
-      </w:r>
-      <w:r>
-        <w:rPr>
-          <w:rStyle w:val="FunctionTok"/>
-        </w:rPr>
-        <w:t xml:space="preserve">theme_minimal</w:t>
-      </w:r>
-      <w:r>
-        <w:rPr>
-          <w:rStyle w:val="NormalTok"/>
-        </w:rPr>
-        <w:t xml:space="preserve">()</w:t>
-      </w:r>
-    </w:p>
-    <w:p>
-      <w:pPr>
-        <w:pStyle w:val="FirstParagraph"/>
-      </w:pPr>
       <w:r>
         <w:drawing>
           <wp:inline>
@@ -4044,841 +2169,6 @@
           </wp:inline>
         </w:drawing>
       </w:r>
-    </w:p>
-    <w:p>
-      <w:pPr>
-        <w:pStyle w:val="SourceCode"/>
-      </w:pPr>
-      <w:r>
-        <w:rPr>
-          <w:rStyle w:val="NormalTok"/>
-        </w:rPr>
-        <w:t xml:space="preserve">fake_3 </w:t>
-      </w:r>
-      <w:r>
-        <w:rPr>
-          <w:rStyle w:val="OtherTok"/>
-        </w:rPr>
-        <w:t xml:space="preserve">&lt;-</w:t>
-      </w:r>
-      <w:r>
-        <w:rPr>
-          <w:rStyle w:val="NormalTok"/>
-        </w:rPr>
-        <w:t xml:space="preserve"> </w:t>
-      </w:r>
-      <w:r>
-        <w:rPr>
-          <w:rStyle w:val="FunctionTok"/>
-        </w:rPr>
-        <w:t xml:space="preserve">data.frame</w:t>
-      </w:r>
-      <w:r>
-        <w:rPr>
-          <w:rStyle w:val="NormalTok"/>
-        </w:rPr>
-        <w:t xml:space="preserve">(</w:t>
-      </w:r>
-      <w:r>
-        <w:br/>
-      </w:r>
-      <w:r>
-        <w:rPr>
-          <w:rStyle w:val="NormalTok"/>
-        </w:rPr>
-        <w:t xml:space="preserve">  </w:t>
-      </w:r>
-      <w:r>
-        <w:rPr>
-          <w:rStyle w:val="AttributeTok"/>
-        </w:rPr>
-        <w:t xml:space="preserve">body_length =</w:t>
-      </w:r>
-      <w:r>
-        <w:rPr>
-          <w:rStyle w:val="NormalTok"/>
-        </w:rPr>
-        <w:t xml:space="preserve"> </w:t>
-      </w:r>
-      <w:r>
-        <w:rPr>
-          <w:rStyle w:val="FunctionTok"/>
-        </w:rPr>
-        <w:t xml:space="preserve">median</w:t>
-      </w:r>
-      <w:r>
-        <w:rPr>
-          <w:rStyle w:val="NormalTok"/>
-        </w:rPr>
-        <w:t xml:space="preserve">(butterfly</w:t>
-      </w:r>
-      <w:r>
-        <w:rPr>
-          <w:rStyle w:val="SpecialCharTok"/>
-        </w:rPr>
-        <w:t xml:space="preserve">$</w:t>
-      </w:r>
-      <w:r>
-        <w:rPr>
-          <w:rStyle w:val="NormalTok"/>
-        </w:rPr>
-        <w:t xml:space="preserve">body_length),</w:t>
-      </w:r>
-      <w:r>
-        <w:br/>
-      </w:r>
-      <w:r>
-        <w:rPr>
-          <w:rStyle w:val="NormalTok"/>
-        </w:rPr>
-        <w:t xml:space="preserve">  </w:t>
-      </w:r>
-      <w:r>
-        <w:rPr>
-          <w:rStyle w:val="AttributeTok"/>
-        </w:rPr>
-        <w:t xml:space="preserve">glyphosphate =</w:t>
-      </w:r>
-      <w:r>
-        <w:rPr>
-          <w:rStyle w:val="NormalTok"/>
-        </w:rPr>
-        <w:t xml:space="preserve"> </w:t>
-      </w:r>
-      <w:r>
-        <w:rPr>
-          <w:rStyle w:val="FunctionTok"/>
-        </w:rPr>
-        <w:t xml:space="preserve">median</w:t>
-      </w:r>
-      <w:r>
-        <w:rPr>
-          <w:rStyle w:val="NormalTok"/>
-        </w:rPr>
-        <w:t xml:space="preserve">(butterfly</w:t>
-      </w:r>
-      <w:r>
-        <w:rPr>
-          <w:rStyle w:val="SpecialCharTok"/>
-        </w:rPr>
-        <w:t xml:space="preserve">$</w:t>
-      </w:r>
-      <w:r>
-        <w:rPr>
-          <w:rStyle w:val="NormalTok"/>
-        </w:rPr>
-        <w:t xml:space="preserve">glyphosphate),</w:t>
-      </w:r>
-      <w:r>
-        <w:br/>
-      </w:r>
-      <w:r>
-        <w:rPr>
-          <w:rStyle w:val="NormalTok"/>
-        </w:rPr>
-        <w:t xml:space="preserve">  </w:t>
-      </w:r>
-      <w:r>
-        <w:rPr>
-          <w:rStyle w:val="AttributeTok"/>
-        </w:rPr>
-        <w:t xml:space="preserve">habitat =</w:t>
-      </w:r>
-      <w:r>
-        <w:rPr>
-          <w:rStyle w:val="NormalTok"/>
-        </w:rPr>
-        <w:t xml:space="preserve"> </w:t>
-      </w:r>
-      <w:r>
-        <w:rPr>
-          <w:rStyle w:val="FunctionTok"/>
-        </w:rPr>
-        <w:t xml:space="preserve">unique</w:t>
-      </w:r>
-      <w:r>
-        <w:rPr>
-          <w:rStyle w:val="NormalTok"/>
-        </w:rPr>
-        <w:t xml:space="preserve">(butterfly</w:t>
-      </w:r>
-      <w:r>
-        <w:rPr>
-          <w:rStyle w:val="SpecialCharTok"/>
-        </w:rPr>
-        <w:t xml:space="preserve">$</w:t>
-      </w:r>
-      <w:r>
-        <w:rPr>
-          <w:rStyle w:val="NormalTok"/>
-        </w:rPr>
-        <w:t xml:space="preserve">habitat)</w:t>
-      </w:r>
-      <w:r>
-        <w:br/>
-      </w:r>
-      <w:r>
-        <w:rPr>
-          <w:rStyle w:val="NormalTok"/>
-        </w:rPr>
-        <w:t xml:space="preserve">)</w:t>
-      </w:r>
-      <w:r>
-        <w:br/>
-      </w:r>
-      <w:r>
-        <w:br/>
-      </w:r>
-      <w:r>
-        <w:rPr>
-          <w:rStyle w:val="NormalTok"/>
-        </w:rPr>
-        <w:t xml:space="preserve">preds </w:t>
-      </w:r>
-      <w:r>
-        <w:rPr>
-          <w:rStyle w:val="OtherTok"/>
-        </w:rPr>
-        <w:t xml:space="preserve">&lt;-</w:t>
-      </w:r>
-      <w:r>
-        <w:rPr>
-          <w:rStyle w:val="NormalTok"/>
-        </w:rPr>
-        <w:t xml:space="preserve"> </w:t>
-      </w:r>
-      <w:r>
-        <w:rPr>
-          <w:rStyle w:val="FunctionTok"/>
-        </w:rPr>
-        <w:t xml:space="preserve">predict</w:t>
-      </w:r>
-      <w:r>
-        <w:rPr>
-          <w:rStyle w:val="NormalTok"/>
-        </w:rPr>
-        <w:t xml:space="preserve">(butter_mod, </w:t>
-      </w:r>
-      <w:r>
-        <w:rPr>
-          <w:rStyle w:val="AttributeTok"/>
-        </w:rPr>
-        <w:t xml:space="preserve">newdata =</w:t>
-      </w:r>
-      <w:r>
-        <w:rPr>
-          <w:rStyle w:val="NormalTok"/>
-        </w:rPr>
-        <w:t xml:space="preserve"> fake_3, </w:t>
-      </w:r>
-      <w:r>
-        <w:rPr>
-          <w:rStyle w:val="AttributeTok"/>
-        </w:rPr>
-        <w:t xml:space="preserve">se.fit =</w:t>
-      </w:r>
-      <w:r>
-        <w:rPr>
-          <w:rStyle w:val="NormalTok"/>
-        </w:rPr>
-        <w:t xml:space="preserve"> </w:t>
-      </w:r>
-      <w:r>
-        <w:rPr>
-          <w:rStyle w:val="ConstantTok"/>
-        </w:rPr>
-        <w:t xml:space="preserve">TRUE</w:t>
-      </w:r>
-      <w:r>
-        <w:rPr>
-          <w:rStyle w:val="NormalTok"/>
-        </w:rPr>
-        <w:t xml:space="preserve">)</w:t>
-      </w:r>
-      <w:r>
-        <w:br/>
-      </w:r>
-      <w:r>
-        <w:rPr>
-          <w:rStyle w:val="NormalTok"/>
-        </w:rPr>
-        <w:t xml:space="preserve">fake_3</w:t>
-      </w:r>
-      <w:r>
-        <w:rPr>
-          <w:rStyle w:val="SpecialCharTok"/>
-        </w:rPr>
-        <w:t xml:space="preserve">$</w:t>
-      </w:r>
-      <w:r>
-        <w:rPr>
-          <w:rStyle w:val="NormalTok"/>
-        </w:rPr>
-        <w:t xml:space="preserve">fit </w:t>
-      </w:r>
-      <w:r>
-        <w:rPr>
-          <w:rStyle w:val="OtherTok"/>
-        </w:rPr>
-        <w:t xml:space="preserve">&lt;-</w:t>
-      </w:r>
-      <w:r>
-        <w:rPr>
-          <w:rStyle w:val="NormalTok"/>
-        </w:rPr>
-        <w:t xml:space="preserve"> preds</w:t>
-      </w:r>
-      <w:r>
-        <w:rPr>
-          <w:rStyle w:val="SpecialCharTok"/>
-        </w:rPr>
-        <w:t xml:space="preserve">$</w:t>
-      </w:r>
-      <w:r>
-        <w:rPr>
-          <w:rStyle w:val="NormalTok"/>
-        </w:rPr>
-        <w:t xml:space="preserve">fit</w:t>
-      </w:r>
-      <w:r>
-        <w:br/>
-      </w:r>
-      <w:r>
-        <w:rPr>
-          <w:rStyle w:val="NormalTok"/>
-        </w:rPr>
-        <w:t xml:space="preserve">fake_3</w:t>
-      </w:r>
-      <w:r>
-        <w:rPr>
-          <w:rStyle w:val="SpecialCharTok"/>
-        </w:rPr>
-        <w:t xml:space="preserve">$</w:t>
-      </w:r>
-      <w:r>
-        <w:rPr>
-          <w:rStyle w:val="NormalTok"/>
-        </w:rPr>
-        <w:t xml:space="preserve">low </w:t>
-      </w:r>
-      <w:r>
-        <w:rPr>
-          <w:rStyle w:val="OtherTok"/>
-        </w:rPr>
-        <w:t xml:space="preserve">&lt;-</w:t>
-      </w:r>
-      <w:r>
-        <w:rPr>
-          <w:rStyle w:val="NormalTok"/>
-        </w:rPr>
-        <w:t xml:space="preserve"> preds</w:t>
-      </w:r>
-      <w:r>
-        <w:rPr>
-          <w:rStyle w:val="SpecialCharTok"/>
-        </w:rPr>
-        <w:t xml:space="preserve">$</w:t>
-      </w:r>
-      <w:r>
-        <w:rPr>
-          <w:rStyle w:val="NormalTok"/>
-        </w:rPr>
-        <w:t xml:space="preserve">fit </w:t>
-      </w:r>
-      <w:r>
-        <w:rPr>
-          <w:rStyle w:val="SpecialCharTok"/>
-        </w:rPr>
-        <w:t xml:space="preserve">-</w:t>
-      </w:r>
-      <w:r>
-        <w:rPr>
-          <w:rStyle w:val="NormalTok"/>
-        </w:rPr>
-        <w:t xml:space="preserve"> preds</w:t>
-      </w:r>
-      <w:r>
-        <w:rPr>
-          <w:rStyle w:val="SpecialCharTok"/>
-        </w:rPr>
-        <w:t xml:space="preserve">$</w:t>
-      </w:r>
-      <w:r>
-        <w:rPr>
-          <w:rStyle w:val="NormalTok"/>
-        </w:rPr>
-        <w:t xml:space="preserve">se.fit </w:t>
-      </w:r>
-      <w:r>
-        <w:rPr>
-          <w:rStyle w:val="SpecialCharTok"/>
-        </w:rPr>
-        <w:t xml:space="preserve">*</w:t>
-      </w:r>
-      <w:r>
-        <w:rPr>
-          <w:rStyle w:val="NormalTok"/>
-        </w:rPr>
-        <w:t xml:space="preserve"> </w:t>
-      </w:r>
-      <w:r>
-        <w:rPr>
-          <w:rStyle w:val="FloatTok"/>
-        </w:rPr>
-        <w:t xml:space="preserve">1.96</w:t>
-      </w:r>
-      <w:r>
-        <w:br/>
-      </w:r>
-      <w:r>
-        <w:rPr>
-          <w:rStyle w:val="NormalTok"/>
-        </w:rPr>
-        <w:t xml:space="preserve">fake_3</w:t>
-      </w:r>
-      <w:r>
-        <w:rPr>
-          <w:rStyle w:val="SpecialCharTok"/>
-        </w:rPr>
-        <w:t xml:space="preserve">$</w:t>
-      </w:r>
-      <w:r>
-        <w:rPr>
-          <w:rStyle w:val="NormalTok"/>
-        </w:rPr>
-        <w:t xml:space="preserve">upp </w:t>
-      </w:r>
-      <w:r>
-        <w:rPr>
-          <w:rStyle w:val="OtherTok"/>
-        </w:rPr>
-        <w:t xml:space="preserve">&lt;-</w:t>
-      </w:r>
-      <w:r>
-        <w:rPr>
-          <w:rStyle w:val="NormalTok"/>
-        </w:rPr>
-        <w:t xml:space="preserve"> preds</w:t>
-      </w:r>
-      <w:r>
-        <w:rPr>
-          <w:rStyle w:val="SpecialCharTok"/>
-        </w:rPr>
-        <w:t xml:space="preserve">$</w:t>
-      </w:r>
-      <w:r>
-        <w:rPr>
-          <w:rStyle w:val="NormalTok"/>
-        </w:rPr>
-        <w:t xml:space="preserve">fit </w:t>
-      </w:r>
-      <w:r>
-        <w:rPr>
-          <w:rStyle w:val="SpecialCharTok"/>
-        </w:rPr>
-        <w:t xml:space="preserve">+</w:t>
-      </w:r>
-      <w:r>
-        <w:rPr>
-          <w:rStyle w:val="NormalTok"/>
-        </w:rPr>
-        <w:t xml:space="preserve"> preds</w:t>
-      </w:r>
-      <w:r>
-        <w:rPr>
-          <w:rStyle w:val="SpecialCharTok"/>
-        </w:rPr>
-        <w:t xml:space="preserve">$</w:t>
-      </w:r>
-      <w:r>
-        <w:rPr>
-          <w:rStyle w:val="NormalTok"/>
-        </w:rPr>
-        <w:t xml:space="preserve">se.fit </w:t>
-      </w:r>
-      <w:r>
-        <w:rPr>
-          <w:rStyle w:val="SpecialCharTok"/>
-        </w:rPr>
-        <w:t xml:space="preserve">*</w:t>
-      </w:r>
-      <w:r>
-        <w:rPr>
-          <w:rStyle w:val="NormalTok"/>
-        </w:rPr>
-        <w:t xml:space="preserve"> </w:t>
-      </w:r>
-      <w:r>
-        <w:rPr>
-          <w:rStyle w:val="FloatTok"/>
-        </w:rPr>
-        <w:t xml:space="preserve">1.96</w:t>
-      </w:r>
-      <w:r>
-        <w:br/>
-      </w:r>
-      <w:r>
-        <w:br/>
-      </w:r>
-      <w:r>
-        <w:rPr>
-          <w:rStyle w:val="FunctionTok"/>
-        </w:rPr>
-        <w:t xml:space="preserve">ggplot</w:t>
-      </w:r>
-      <w:r>
-        <w:rPr>
-          <w:rStyle w:val="NormalTok"/>
-        </w:rPr>
-        <w:t xml:space="preserve">(fake_3) </w:t>
-      </w:r>
-      <w:r>
-        <w:rPr>
-          <w:rStyle w:val="SpecialCharTok"/>
-        </w:rPr>
-        <w:t xml:space="preserve">+</w:t>
-      </w:r>
-      <w:r>
-        <w:br/>
-      </w:r>
-      <w:r>
-        <w:rPr>
-          <w:rStyle w:val="NormalTok"/>
-        </w:rPr>
-        <w:t xml:space="preserve">  </w:t>
-      </w:r>
-      <w:r>
-        <w:rPr>
-          <w:rStyle w:val="FunctionTok"/>
-        </w:rPr>
-        <w:t xml:space="preserve">geom_errorbar</w:t>
-      </w:r>
-      <w:r>
-        <w:rPr>
-          <w:rStyle w:val="NormalTok"/>
-        </w:rPr>
-        <w:t xml:space="preserve">(</w:t>
-      </w:r>
-      <w:r>
-        <w:rPr>
-          <w:rStyle w:val="FunctionTok"/>
-        </w:rPr>
-        <w:t xml:space="preserve">aes</w:t>
-      </w:r>
-      <w:r>
-        <w:rPr>
-          <w:rStyle w:val="NormalTok"/>
-        </w:rPr>
-        <w:t xml:space="preserve">(</w:t>
-      </w:r>
-      <w:r>
-        <w:rPr>
-          <w:rStyle w:val="AttributeTok"/>
-        </w:rPr>
-        <w:t xml:space="preserve">x =</w:t>
-      </w:r>
-      <w:r>
-        <w:rPr>
-          <w:rStyle w:val="NormalTok"/>
-        </w:rPr>
-        <w:t xml:space="preserve"> habitat, </w:t>
-      </w:r>
-      <w:r>
-        <w:br/>
-      </w:r>
-      <w:r>
-        <w:rPr>
-          <w:rStyle w:val="NormalTok"/>
-        </w:rPr>
-        <w:t xml:space="preserve">                    </w:t>
-      </w:r>
-      <w:r>
-        <w:rPr>
-          <w:rStyle w:val="AttributeTok"/>
-        </w:rPr>
-        <w:t xml:space="preserve">ymin =</w:t>
-      </w:r>
-      <w:r>
-        <w:rPr>
-          <w:rStyle w:val="NormalTok"/>
-        </w:rPr>
-        <w:t xml:space="preserve"> low, </w:t>
-      </w:r>
-      <w:r>
-        <w:br/>
-      </w:r>
-      <w:r>
-        <w:rPr>
-          <w:rStyle w:val="NormalTok"/>
-        </w:rPr>
-        <w:t xml:space="preserve">                    </w:t>
-      </w:r>
-      <w:r>
-        <w:rPr>
-          <w:rStyle w:val="AttributeTok"/>
-        </w:rPr>
-        <w:t xml:space="preserve">ymax =</w:t>
-      </w:r>
-      <w:r>
-        <w:rPr>
-          <w:rStyle w:val="NormalTok"/>
-        </w:rPr>
-        <w:t xml:space="preserve"> upp),</w:t>
-      </w:r>
-      <w:r>
-        <w:br/>
-      </w:r>
-      <w:r>
-        <w:rPr>
-          <w:rStyle w:val="NormalTok"/>
-        </w:rPr>
-        <w:t xml:space="preserve">                </w:t>
-      </w:r>
-      <w:r>
-        <w:rPr>
-          <w:rStyle w:val="AttributeTok"/>
-        </w:rPr>
-        <w:t xml:space="preserve">width =</w:t>
-      </w:r>
-      <w:r>
-        <w:rPr>
-          <w:rStyle w:val="NormalTok"/>
-        </w:rPr>
-        <w:t xml:space="preserve"> </w:t>
-      </w:r>
-      <w:r>
-        <w:rPr>
-          <w:rStyle w:val="FloatTok"/>
-        </w:rPr>
-        <w:t xml:space="preserve">0.1</w:t>
-      </w:r>
-      <w:r>
-        <w:rPr>
-          <w:rStyle w:val="NormalTok"/>
-        </w:rPr>
-        <w:t xml:space="preserve">) </w:t>
-      </w:r>
-      <w:r>
-        <w:rPr>
-          <w:rStyle w:val="SpecialCharTok"/>
-        </w:rPr>
-        <w:t xml:space="preserve">+</w:t>
-      </w:r>
-      <w:r>
-        <w:br/>
-      </w:r>
-      <w:r>
-        <w:rPr>
-          <w:rStyle w:val="NormalTok"/>
-        </w:rPr>
-        <w:t xml:space="preserve">  </w:t>
-      </w:r>
-      <w:r>
-        <w:rPr>
-          <w:rStyle w:val="FunctionTok"/>
-        </w:rPr>
-        <w:t xml:space="preserve">geom_point</w:t>
-      </w:r>
-      <w:r>
-        <w:rPr>
-          <w:rStyle w:val="NormalTok"/>
-        </w:rPr>
-        <w:t xml:space="preserve">(</w:t>
-      </w:r>
-      <w:r>
-        <w:rPr>
-          <w:rStyle w:val="FunctionTok"/>
-        </w:rPr>
-        <w:t xml:space="preserve">aes</w:t>
-      </w:r>
-      <w:r>
-        <w:rPr>
-          <w:rStyle w:val="NormalTok"/>
-        </w:rPr>
-        <w:t xml:space="preserve">(</w:t>
-      </w:r>
-      <w:r>
-        <w:rPr>
-          <w:rStyle w:val="AttributeTok"/>
-        </w:rPr>
-        <w:t xml:space="preserve">x =</w:t>
-      </w:r>
-      <w:r>
-        <w:rPr>
-          <w:rStyle w:val="NormalTok"/>
-        </w:rPr>
-        <w:t xml:space="preserve"> habitat,</w:t>
-      </w:r>
-      <w:r>
-        <w:br/>
-      </w:r>
-      <w:r>
-        <w:rPr>
-          <w:rStyle w:val="NormalTok"/>
-        </w:rPr>
-        <w:t xml:space="preserve">                </w:t>
-      </w:r>
-      <w:r>
-        <w:rPr>
-          <w:rStyle w:val="AttributeTok"/>
-        </w:rPr>
-        <w:t xml:space="preserve">y =</w:t>
-      </w:r>
-      <w:r>
-        <w:rPr>
-          <w:rStyle w:val="NormalTok"/>
-        </w:rPr>
-        <w:t xml:space="preserve"> fit),</w:t>
-      </w:r>
-      <w:r>
-        <w:br/>
-      </w:r>
-      <w:r>
-        <w:rPr>
-          <w:rStyle w:val="NormalTok"/>
-        </w:rPr>
-        <w:t xml:space="preserve">            </w:t>
-      </w:r>
-      <w:r>
-        <w:rPr>
-          <w:rStyle w:val="AttributeTok"/>
-        </w:rPr>
-        <w:t xml:space="preserve">colour =</w:t>
-      </w:r>
-      <w:r>
-        <w:rPr>
-          <w:rStyle w:val="NormalTok"/>
-        </w:rPr>
-        <w:t xml:space="preserve"> </w:t>
-      </w:r>
-      <w:r>
-        <w:rPr>
-          <w:rStyle w:val="StringTok"/>
-        </w:rPr>
-        <w:t xml:space="preserve">"black"</w:t>
-      </w:r>
-      <w:r>
-        <w:rPr>
-          <w:rStyle w:val="NormalTok"/>
-        </w:rPr>
-        <w:t xml:space="preserve">) </w:t>
-      </w:r>
-      <w:r>
-        <w:rPr>
-          <w:rStyle w:val="SpecialCharTok"/>
-        </w:rPr>
-        <w:t xml:space="preserve">+</w:t>
-      </w:r>
-      <w:r>
-        <w:br/>
-      </w:r>
-      <w:r>
-        <w:rPr>
-          <w:rStyle w:val="NormalTok"/>
-        </w:rPr>
-        <w:t xml:space="preserve">  </w:t>
-      </w:r>
-      <w:r>
-        <w:rPr>
-          <w:rStyle w:val="FunctionTok"/>
-        </w:rPr>
-        <w:t xml:space="preserve">labs</w:t>
-      </w:r>
-      <w:r>
-        <w:rPr>
-          <w:rStyle w:val="NormalTok"/>
-        </w:rPr>
-        <w:t xml:space="preserve">(</w:t>
-      </w:r>
-      <w:r>
-        <w:rPr>
-          <w:rStyle w:val="AttributeTok"/>
-        </w:rPr>
-        <w:t xml:space="preserve">x =</w:t>
-      </w:r>
-      <w:r>
-        <w:rPr>
-          <w:rStyle w:val="NormalTok"/>
-        </w:rPr>
-        <w:t xml:space="preserve"> </w:t>
-      </w:r>
-      <w:r>
-        <w:rPr>
-          <w:rStyle w:val="StringTok"/>
-        </w:rPr>
-        <w:t xml:space="preserve">"Habitat"</w:t>
-      </w:r>
-      <w:r>
-        <w:rPr>
-          <w:rStyle w:val="NormalTok"/>
-        </w:rPr>
-        <w:t xml:space="preserve">,</w:t>
-      </w:r>
-      <w:r>
-        <w:br/>
-      </w:r>
-      <w:r>
-        <w:rPr>
-          <w:rStyle w:val="NormalTok"/>
-        </w:rPr>
-        <w:t xml:space="preserve">       </w:t>
-      </w:r>
-      <w:r>
-        <w:rPr>
-          <w:rStyle w:val="AttributeTok"/>
-        </w:rPr>
-        <w:t xml:space="preserve">y =</w:t>
-      </w:r>
-      <w:r>
-        <w:rPr>
-          <w:rStyle w:val="NormalTok"/>
-        </w:rPr>
-        <w:t xml:space="preserve"> </w:t>
-      </w:r>
-      <w:r>
-        <w:rPr>
-          <w:rStyle w:val="StringTok"/>
-        </w:rPr>
-        <w:t xml:space="preserve">"Predicted wing length (mm)"</w:t>
-      </w:r>
-      <w:r>
-        <w:rPr>
-          <w:rStyle w:val="NormalTok"/>
-        </w:rPr>
-        <w:t xml:space="preserve">) </w:t>
-      </w:r>
-      <w:r>
-        <w:rPr>
-          <w:rStyle w:val="SpecialCharTok"/>
-        </w:rPr>
-        <w:t xml:space="preserve">+</w:t>
-      </w:r>
-      <w:r>
-        <w:br/>
-      </w:r>
-      <w:r>
-        <w:rPr>
-          <w:rStyle w:val="NormalTok"/>
-        </w:rPr>
-        <w:t xml:space="preserve">  </w:t>
-      </w:r>
-      <w:r>
-        <w:rPr>
-          <w:rStyle w:val="FunctionTok"/>
-        </w:rPr>
-        <w:t xml:space="preserve">theme_minimal</w:t>
-      </w:r>
-      <w:r>
-        <w:rPr>
-          <w:rStyle w:val="NormalTok"/>
-        </w:rPr>
-        <w:t xml:space="preserve">()</w:t>
-      </w:r>
-    </w:p>
-    <w:p>
-      <w:pPr>
-        <w:pStyle w:val="FirstParagraph"/>
-      </w:pPr>
       <w:r>
         <w:drawing>
           <wp:inline>
@@ -4953,58 +2243,12 @@
       <w:pPr>
         <w:numPr>
           <w:ilvl w:val="0"/>
-          <w:numId w:val="1010"/>
-        </w:numPr>
-        <w:pStyle w:val="Compact"/>
-      </w:pPr>
-      <w:r>
-        <w:t xml:space="preserve">What happens to wing length as body length increases?</w:t>
-      </w:r>
-    </w:p>
-    <w:p>
-      <w:pPr>
-        <w:pStyle w:val="SourceCode"/>
-      </w:pPr>
-      <w:r>
-        <w:rPr>
-          <w:rStyle w:val="CommentTok"/>
-        </w:rPr>
-        <w:t xml:space="preserve"># Wings get bigger as bodies get bigger.</w:t>
-      </w:r>
-    </w:p>
-    <w:p>
-      <w:pPr>
-        <w:numPr>
-          <w:ilvl w:val="0"/>
-          <w:numId w:val="1011"/>
-        </w:numPr>
-        <w:pStyle w:val="Compact"/>
-      </w:pPr>
-      <w:r>
-        <w:t xml:space="preserve">In which habitat do Monarch butterflies have the longest wings?</w:t>
-      </w:r>
-    </w:p>
-    <w:p>
-      <w:pPr>
-        <w:pStyle w:val="SourceCode"/>
-      </w:pPr>
-      <w:r>
-        <w:rPr>
-          <w:rStyle w:val="CommentTok"/>
-        </w:rPr>
-        <w:t xml:space="preserve"># Forests by about 1 to 2 mm</w:t>
-      </w:r>
-    </w:p>
-    <w:p>
-      <w:pPr>
-        <w:numPr>
-          <w:ilvl w:val="0"/>
           <w:numId w:val="1012"/>
         </w:numPr>
         <w:pStyle w:val="Compact"/>
       </w:pPr>
       <w:r>
-        <w:t xml:space="preserve">Why might wings be smaller in some habitats compared to others?</w:t>
+        <w:t xml:space="preserve">What happens to wing length as body length increases?</w:t>
       </w:r>
     </w:p>
     <w:p>
@@ -5015,7 +2259,7 @@
         <w:rPr>
           <w:rStyle w:val="CommentTok"/>
         </w:rPr>
-        <w:t xml:space="preserve"># This is where we need some biological knowledge of the system. Monarch butterflies are reliant on milkweed plants, which are killed off by herbicides. Milkweeds are going to be more common in meadows (and farmlands), so that could be a reason, but we're speculating with this result.</w:t>
+        <w:t xml:space="preserve"># Wings get bigger as bodies get bigger.</w:t>
       </w:r>
     </w:p>
     <w:p>
@@ -5027,7 +2271,7 @@
         <w:pStyle w:val="Compact"/>
       </w:pPr>
       <w:r>
-        <w:t xml:space="preserve">Does glyphosphate effect wing length?</w:t>
+        <w:t xml:space="preserve">In which habitat do Monarch butterflies have the longest wings?</w:t>
       </w:r>
     </w:p>
     <w:p>
@@ -5038,19 +2282,7 @@
         <w:rPr>
           <w:rStyle w:val="CommentTok"/>
         </w:rPr>
-        <w:t xml:space="preserve"># We might be tempted to say no, but we actually don't know. All we know is that we don't have any evidence to support the hypothesis that glyphosphate effects wing length. So it seems unlikely, but not definitive.</w:t>
-      </w:r>
-      <w:r>
-        <w:br/>
-      </w:r>
-      <w:r>
-        <w:br/>
-      </w:r>
-      <w:r>
-        <w:rPr>
-          <w:rStyle w:val="CommentTok"/>
-        </w:rPr>
-        <w:t xml:space="preserve"># There are many ways an effect can be obscured one of which includes possible confounding. Another common reason is if an effect is weak, then you need a lot of data to be able to detect it. Here we don't have a massive dataset, so it's not impossible that there is an effect, it's just too weak for us to detect in our data and model.</w:t>
+        <w:t xml:space="preserve"># Forests by about 1 to 2 mm</w:t>
       </w:r>
     </w:p>
     <w:p>
@@ -5058,6 +2290,64 @@
         <w:numPr>
           <w:ilvl w:val="0"/>
           <w:numId w:val="1014"/>
+        </w:numPr>
+        <w:pStyle w:val="Compact"/>
+      </w:pPr>
+      <w:r>
+        <w:t xml:space="preserve">Why might wings be smaller in some habitats compared to others?</w:t>
+      </w:r>
+    </w:p>
+    <w:p>
+      <w:pPr>
+        <w:pStyle w:val="SourceCode"/>
+      </w:pPr>
+      <w:r>
+        <w:rPr>
+          <w:rStyle w:val="CommentTok"/>
+        </w:rPr>
+        <w:t xml:space="preserve"># This is where we need some biological knowledge of the system. Monarch butterflies are reliant on milkweed plants, which are killed off by herbicides. Milkweeds are going to be more common in meadows (and farmlands), so that could be a reason, but we're speculating with this result.</w:t>
+      </w:r>
+    </w:p>
+    <w:p>
+      <w:pPr>
+        <w:numPr>
+          <w:ilvl w:val="0"/>
+          <w:numId w:val="1015"/>
+        </w:numPr>
+        <w:pStyle w:val="Compact"/>
+      </w:pPr>
+      <w:r>
+        <w:t xml:space="preserve">Does glyphosate effect wing length?</w:t>
+      </w:r>
+    </w:p>
+    <w:p>
+      <w:pPr>
+        <w:pStyle w:val="SourceCode"/>
+      </w:pPr>
+      <w:r>
+        <w:rPr>
+          <w:rStyle w:val="CommentTok"/>
+        </w:rPr>
+        <w:t xml:space="preserve"># We might be tempted to say no, but we actually don't know. All we know is that we don't have any evidence to support the hypothesis that glyphosate effects wing length. So it seems unlikely, but not definitive.</w:t>
+      </w:r>
+      <w:r>
+        <w:br/>
+      </w:r>
+      <w:r>
+        <w:br/>
+      </w:r>
+      <w:r>
+        <w:rPr>
+          <w:rStyle w:val="CommentTok"/>
+        </w:rPr>
+        <w:t xml:space="preserve"># There are many ways an effect can be obscured one of which includes possible confounding. Another common reason is if an effect is weak, then you need a lot of data to be able to detect it. Here we don't have a massive dataset, so it's not impossible that there is an effect, it's just too weak for us to detect in our data and model.</w:t>
+      </w:r>
+    </w:p>
+    <w:p>
+      <w:pPr>
+        <w:numPr>
+          <w:ilvl w:val="0"/>
+          <w:numId w:val="1016"/>
         </w:numPr>
         <w:pStyle w:val="Compact"/>
       </w:pPr>
@@ -5394,7 +2684,7 @@
         <w:rPr>
           <w:rStyle w:val="NormalTok"/>
         </w:rPr>
-        <w:t xml:space="preserve"> glyphosphate </w:t>
+        <w:t xml:space="preserve"> glyphosate </w:t>
       </w:r>
       <w:r>
         <w:rPr>
@@ -5546,7 +2836,7 @@
         <w:rPr>
           <w:rStyle w:val="CommentTok"/>
         </w:rPr>
-        <w:t xml:space="preserve"># Model without glyphosphate</w:t>
+        <w:t xml:space="preserve"># Model without glyphosate</w:t>
       </w:r>
       <w:r>
         <w:br/>
@@ -5744,7 +3034,7 @@
         <w:rPr>
           <w:rStyle w:val="CommentTok"/>
         </w:rPr>
-        <w:t xml:space="preserve"># Model with only glyphosphate</w:t>
+        <w:t xml:space="preserve"># Model with only glyphosate</w:t>
       </w:r>
       <w:r>
         <w:br/>
@@ -5953,7 +3243,7 @@
         <w:rPr>
           <w:rStyle w:val="CommentTok"/>
         </w:rPr>
-        <w:t xml:space="preserve"># Model without glyphosphate</w:t>
+        <w:t xml:space="preserve"># Model without glyphosate</w:t>
       </w:r>
       <w:r>
         <w:br/>
@@ -6088,7 +3378,7 @@
         <w:rPr>
           <w:rStyle w:val="NormalTok"/>
         </w:rPr>
-        <w:t xml:space="preserve"> glyphosphate, </w:t>
+        <w:t xml:space="preserve"> glyphosate, </w:t>
       </w:r>
       <w:r>
         <w:rPr>
@@ -6175,7 +3465,7 @@
         <w:rPr>
           <w:rStyle w:val="CommentTok"/>
         </w:rPr>
-        <w:t xml:space="preserve"># Model with only glyphosphate</w:t>
+        <w:t xml:space="preserve"># Model with only glyphosate</w:t>
       </w:r>
       <w:r>
         <w:br/>
@@ -6220,7 +3510,7 @@
         <w:rPr>
           <w:rStyle w:val="NormalTok"/>
         </w:rPr>
-        <w:t xml:space="preserve"> glyphosphate, </w:t>
+        <w:t xml:space="preserve"> glyphosate, </w:t>
       </w:r>
       <w:r>
         <w:rPr>
@@ -6584,7 +3874,7 @@
       <w:pPr>
         <w:numPr>
           <w:ilvl w:val="0"/>
-          <w:numId w:val="1015"/>
+          <w:numId w:val="1017"/>
         </w:numPr>
         <w:pStyle w:val="Compact"/>
       </w:pPr>
@@ -6596,7 +3886,7 @@
       <w:pPr>
         <w:numPr>
           <w:ilvl w:val="0"/>
-          <w:numId w:val="1015"/>
+          <w:numId w:val="1017"/>
         </w:numPr>
         <w:pStyle w:val="Compact"/>
       </w:pPr>
@@ -6608,7 +3898,7 @@
       <w:pPr>
         <w:numPr>
           <w:ilvl w:val="0"/>
-          <w:numId w:val="1015"/>
+          <w:numId w:val="1017"/>
         </w:numPr>
         <w:pStyle w:val="Compact"/>
       </w:pPr>
@@ -6823,7 +4113,7 @@
         <w:rPr>
           <w:rStyle w:val="VerbatimChar"/>
         </w:rPr>
-        <w:t xml:space="preserve">## wing_length ~ body_length + glyphosphate + habitat</w:t>
+        <w:t xml:space="preserve">## wing_length ~ body_length + glyphosate + habitat</w:t>
       </w:r>
       <w:r>
         <w:br/>
@@ -6841,43 +4131,43 @@
         <w:rPr>
           <w:rStyle w:val="VerbatimChar"/>
         </w:rPr>
-        <w:t xml:space="preserve">##                Df Sum of Sq     RSS    AIC</w:t>
-      </w:r>
-      <w:r>
-        <w:br/>
-      </w:r>
-      <w:r>
-        <w:rPr>
-          <w:rStyle w:val="VerbatimChar"/>
-        </w:rPr>
-        <w:t xml:space="preserve">## - glyphosphate  1      0.12  716.97 263.34</w:t>
-      </w:r>
-      <w:r>
-        <w:br/>
-      </w:r>
-      <w:r>
-        <w:rPr>
-          <w:rStyle w:val="VerbatimChar"/>
-        </w:rPr>
-        <w:t xml:space="preserve">## &lt;none&gt;                       716.86 265.31</w:t>
-      </w:r>
-      <w:r>
-        <w:br/>
-      </w:r>
-      <w:r>
-        <w:rPr>
-          <w:rStyle w:val="VerbatimChar"/>
-        </w:rPr>
-        <w:t xml:space="preserve">## - habitat       2     89.69  806.54 284.89</w:t>
-      </w:r>
-      <w:r>
-        <w:br/>
-      </w:r>
-      <w:r>
-        <w:rPr>
-          <w:rStyle w:val="VerbatimChar"/>
-        </w:rPr>
-        <w:t xml:space="preserve">## - body_length   1   1723.29 2440.14 508.30</w:t>
+        <w:t xml:space="preserve">##               Df Sum of Sq     RSS    AIC</w:t>
+      </w:r>
+      <w:r>
+        <w:br/>
+      </w:r>
+      <w:r>
+        <w:rPr>
+          <w:rStyle w:val="VerbatimChar"/>
+        </w:rPr>
+        <w:t xml:space="preserve">## - glyphosate   1      0.12  716.97 263.34</w:t>
+      </w:r>
+      <w:r>
+        <w:br/>
+      </w:r>
+      <w:r>
+        <w:rPr>
+          <w:rStyle w:val="VerbatimChar"/>
+        </w:rPr>
+        <w:t xml:space="preserve">## &lt;none&gt;                      716.86 265.31</w:t>
+      </w:r>
+      <w:r>
+        <w:br/>
+      </w:r>
+      <w:r>
+        <w:rPr>
+          <w:rStyle w:val="VerbatimChar"/>
+        </w:rPr>
+        <w:t xml:space="preserve">## - habitat      2     89.69  806.54 284.89</w:t>
+      </w:r>
+      <w:r>
+        <w:br/>
+      </w:r>
+      <w:r>
+        <w:rPr>
+          <w:rStyle w:val="VerbatimChar"/>
+        </w:rPr>
+        <w:t xml:space="preserve">## - body_length  1   1723.29 2440.14 508.30</w:t>
       </w:r>
       <w:r>
         <w:br/>
@@ -7052,13 +4342,13 @@
         <w:rPr>
           <w:rStyle w:val="VerbatimChar"/>
         </w:rPr>
-        <w:t xml:space="preserve">- glyphosphate</w:t>
-      </w:r>
-      <w:r>
-        <w:t xml:space="preserve"> </w:t>
-      </w:r>
-      <w:r>
-        <w:t xml:space="preserve">is where glyphosphate is removed, hence the minus) but also considers when it doesn’t remove any (i.e. </w:t>
+        <w:t xml:space="preserve">- glyphosate</w:t>
+      </w:r>
+      <w:r>
+        <w:t xml:space="preserve"> </w:t>
+      </w:r>
+      <w:r>
+        <w:t xml:space="preserve">is where glyphosate is removed, hence the minus) but also considers when it doesn’t remove any (i.e. </w:t>
       </w:r>
       <w:r>
         <w:rPr>
@@ -7085,7 +4375,7 @@
         <w:t xml:space="preserve"> </w:t>
       </w:r>
       <w:r>
-        <w:t xml:space="preserve">looks for the lowest AIC of the models it has run, in this case, that’s when glyphosphate is removed. Remember, AIC</w:t>
+        <w:t xml:space="preserve">looks for the lowest AIC of the models it has run, in this case, that’s when glyphosate is removed. Remember, AIC</w:t>
       </w:r>
       <w:r>
         <w:t xml:space="preserve"> </w:t>
@@ -7103,7 +4393,7 @@
         <w:t xml:space="preserve"> </w:t>
       </w:r>
       <w:r>
-        <w:t xml:space="preserve">when it is lowered, so if we remove glyphosphate and AIC drops, then that implies an</w:t>
+        <w:t xml:space="preserve">when it is lowered, so if we remove glyphosate and AIC drops, then that implies an</w:t>
       </w:r>
       <w:r>
         <w:t xml:space="preserve"> </w:t>
@@ -7195,7 +4485,7 @@
         <w:pStyle w:val="BodyText"/>
       </w:pPr>
       <w:r>
-        <w:t xml:space="preserve">A broader question, though, is if we really need either. Consider when we plotted the model results earlier. Did you really need additional statistics to tell you that body length and habitat were important, while glyphosphate didn’t seem to be? I’d argue; no we don’t. We can get there by just thinking about the results for ourselves, rather than relying on tools that can sometimes lead us astray and to make silly inference.</w:t>
+        <w:t xml:space="preserve">A broader question, though, is if we really need either. Consider when we plotted the model results earlier. Did you really need additional statistics to tell you that body length and habitat were important, while glyphosate didn’t seem to be? I’d argue; no we don’t. We can get there by just thinking about the results for ourselves, rather than relying on tools that can sometimes lead us astray and to make silly inference.</w:t>
       </w:r>
     </w:p>
     <w:p>
@@ -7219,7 +4509,7 @@
         <w:t xml:space="preserve"> </w:t>
       </w:r>
       <w:r>
-        <w:t xml:space="preserve">what the model should tell us, so I can then point to it and show you were it got it right and were it got it wrong. Well, the truth is that all three explanatory variables influenced butterfly wing length, including glyphosphate. It’s just that the glyphosphate effect was very small and hard for the model to detect. The important thing though, is that neither NHST nor AIC picked out that there was a glyphosphate effect, despite there being one. Now, that’s fair enough given the model couldn’t detect it, but I hope this is a good example of where these techniques (including models in general) can go wrong. Just because there is an effect, doesn’t mean the model will detect it, nor will it get picked out as</w:t>
+        <w:t xml:space="preserve">what the model should tell us, so I can then point to it and show you where it got it right and were it got it wrong. Well, the truth is that all three explanatory variables influenced butterfly wing length, including glyphosate. It’s just that the glyphosate effect was very small and hard for the model to detect. The important thing though, is that neither NHST nor AIC picked out that there was a glyphosate effect, despite there being one. Now, that’s fair enough given the model couldn’t detect it, but I hope this is a good example of where these techniques (including models in general) can go wrong. Just because there is an effect, doesn’t mean the model will detect it, nor will it get picked out as</w:t>
       </w:r>
       <w:r>
         <w:t xml:space="preserve"> </w:t>
@@ -7716,7 +5006,7 @@
 </file>
 
 <file path=word/numbering.xml><?xml version="1.0" encoding="utf-8"?>
-<w:numbering xmlns:aink="http://schemas.microsoft.com/office/drawing/2016/ink" xmlns:am3d="http://schemas.microsoft.com/office/drawing/2017/model3d" xmlns:cx="http://schemas.microsoft.com/office/drawing/2014/chartex" xmlns:cx1="http://schemas.microsoft.com/office/drawing/2015/9/8/chartex" xmlns:cx2="http://schemas.microsoft.com/office/drawing/2015/10/21/chartex" xmlns:cx3="http://schemas.microsoft.com/office/drawing/2016/5/9/chartex" xmlns:cx4="http://schemas.microsoft.com/office/drawing/2016/5/10/chartex" xmlns:cx5="http://schemas.microsoft.com/office/drawing/2016/5/11/chartex" xmlns:cx6="http://schemas.microsoft.com/office/drawing/2016/5/12/chartex" xmlns:cx7="http://schemas.microsoft.com/office/drawing/2016/5/13/chartex" xmlns:cx8="http://schemas.microsoft.com/office/drawing/2016/5/14/chartex" xmlns:m="http://schemas.openxmlformats.org/officeDocument/2006/math" xmlns:mc="http://schemas.openxmlformats.org/markup-compatibility/2006" xmlns:o="urn:schemas-microsoft-com:office:office" xmlns:oel="http://schemas.microsoft.com/office/2019/extlst" xmlns:r="http://schemas.openxmlformats.org/officeDocument/2006/relationships" xmlns:v="urn:schemas-microsoft-com:vml" xmlns:w="http://schemas.openxmlformats.org/wordprocessingml/2006/main" xmlns:w10="urn:schemas-microsoft-com:office:word" xmlns:w14="http://schemas.microsoft.com/office/word/2010/wordml" xmlns:w15="http://schemas.microsoft.com/office/word/2012/wordml" xmlns:w16="http://schemas.microsoft.com/office/word/2018/wordml" xmlns:w16cex="http://schemas.microsoft.com/office/word/2018/wordml/cex" xmlns:w16cid="http://schemas.microsoft.com/office/word/2016/wordml/cid" xmlns:w16du="http://schemas.microsoft.com/office/word/2023/wordml/word16du" xmlns:w16sdtdh="http://schemas.microsoft.com/office/word/2020/wordml/sdtdatahash" xmlns:w16se="http://schemas.microsoft.com/office/word/2015/wordml/symex" xmlns:wne="http://schemas.microsoft.com/office/word/2006/wordml" xmlns:wp="http://schemas.openxmlformats.org/drawingml/2006/wordprocessingDrawing" xmlns:wp14="http://schemas.microsoft.com/office/word/2010/wordprocessingDrawing" xmlns:wpc="http://schemas.microsoft.com/office/word/2010/wordprocessingCanvas" xmlns:wpg="http://schemas.microsoft.com/office/word/2010/wordprocessingGroup" xmlns:wpi="http://schemas.microsoft.com/office/word/2010/wordprocessingInk" xmlns:wps="http://schemas.microsoft.com/office/word/2010/wordprocessingShape" mc:Ignorable="w14 w15 w16se w16cid w16 w16cex w16sdtdh w16du wp14">
+<w:numbering xmlns:aink="http://schemas.microsoft.com/office/drawing/2016/ink" xmlns:am3d="http://schemas.microsoft.com/office/drawing/2017/model3d" xmlns:cx="http://schemas.microsoft.com/office/drawing/2014/chartex" xmlns:cx1="http://schemas.microsoft.com/office/drawing/2015/9/8/chartex" xmlns:cx2="http://schemas.microsoft.com/office/drawing/2015/10/21/chartex" xmlns:cx3="http://schemas.microsoft.com/office/drawing/2016/5/9/chartex" xmlns:cx4="http://schemas.microsoft.com/office/drawing/2016/5/10/chartex" xmlns:cx5="http://schemas.microsoft.com/office/drawing/2016/5/11/chartex" xmlns:cx6="http://schemas.microsoft.com/office/drawing/2016/5/12/chartex" xmlns:cx7="http://schemas.microsoft.com/office/drawing/2016/5/13/chartex" xmlns:cx8="http://schemas.microsoft.com/office/drawing/2016/5/14/chartex" xmlns:m="http://schemas.openxmlformats.org/officeDocument/2006/math" xmlns:mc="http://schemas.openxmlformats.org/markup-compatibility/2006" xmlns:o="urn:schemas-microsoft-com:office:office" xmlns:oel="http://schemas.microsoft.com/office/2019/extlst" xmlns:r="http://schemas.openxmlformats.org/officeDocument/2006/relationships" xmlns:v="urn:schemas-microsoft-com:vml" xmlns:w="http://schemas.openxmlformats.org/wordprocessingml/2006/main" xmlns:w10="urn:schemas-microsoft-com:office:word" xmlns:w14="http://schemas.microsoft.com/office/word/2010/wordml" xmlns:w15="http://schemas.microsoft.com/office/word/2012/wordml" xmlns:w16="http://schemas.microsoft.com/office/word/2018/wordml" xmlns:w16cex="http://schemas.microsoft.com/office/word/2018/wordml/cex" xmlns:w16cid="http://schemas.microsoft.com/office/word/2016/wordml/cid" xmlns:w16du="http://schemas.microsoft.com/office/word/2023/wordml/word16du" xmlns:w16sdtdh="http://schemas.microsoft.com/office/word/2020/wordml/sdtdatahash" xmlns:w16sdtfl="http://schemas.microsoft.com/office/word/2024/wordml/sdtformatlock" xmlns:w16se="http://schemas.microsoft.com/office/word/2015/wordml/symex" xmlns:wne="http://schemas.microsoft.com/office/word/2006/wordml" xmlns:wp="http://schemas.openxmlformats.org/drawingml/2006/wordprocessingDrawing" xmlns:wp14="http://schemas.microsoft.com/office/word/2010/wordprocessingDrawing" xmlns:wpc="http://schemas.microsoft.com/office/word/2010/wordprocessingCanvas" xmlns:wpg="http://schemas.microsoft.com/office/word/2010/wordprocessingGroup" xmlns:wpi="http://schemas.microsoft.com/office/word/2010/wordprocessingInk" xmlns:wps="http://schemas.microsoft.com/office/word/2010/wordprocessingShape" mc:Ignorable="w14 w15 w16se w16cid w16 w16cex w16sdtdh w16sdtfl w16du wp14">
   <w:abstractNum w15:restartNumberingAfterBreak="0" w:abstractNumId="0">
     <w:nsid w:val="0000A990"/>
     <w:multiLevelType w:val="multilevel"/>
@@ -8817,6 +6107,12 @@
     <w:abstractNumId w:val="991"/>
   </w:num>
   <w:num w:numId="1010">
+    <w:abstractNumId w:val="991"/>
+  </w:num>
+  <w:num w:numId="1011">
+    <w:abstractNumId w:val="991"/>
+  </w:num>
+  <w:num w:numId="1012">
     <w:abstractNumId w:val="99411"/>
     <w:lvlOverride w:ilvl="0">
       <w:startOverride w:val="1"/>
@@ -8846,7 +6142,7 @@
       <w:startOverride w:val="1"/>
     </w:lvlOverride>
   </w:num>
-  <w:num w:numId="1011">
+  <w:num w:numId="1013">
     <w:abstractNumId w:val="99412"/>
     <w:lvlOverride w:ilvl="0">
       <w:startOverride w:val="2"/>
@@ -8876,7 +6172,7 @@
       <w:startOverride w:val="2"/>
     </w:lvlOverride>
   </w:num>
-  <w:num w:numId="1012">
+  <w:num w:numId="1014">
     <w:abstractNumId w:val="99413"/>
     <w:lvlOverride w:ilvl="0">
       <w:startOverride w:val="3"/>
@@ -8906,7 +6202,7 @@
       <w:startOverride w:val="3"/>
     </w:lvlOverride>
   </w:num>
-  <w:num w:numId="1013">
+  <w:num w:numId="1015">
     <w:abstractNumId w:val="99414"/>
     <w:lvlOverride w:ilvl="0">
       <w:startOverride w:val="4"/>
@@ -8936,7 +6232,7 @@
       <w:startOverride w:val="4"/>
     </w:lvlOverride>
   </w:num>
-  <w:num w:numId="1014">
+  <w:num w:numId="1016">
     <w:abstractNumId w:val="99415"/>
     <w:lvlOverride w:ilvl="0">
       <w:startOverride w:val="5"/>
@@ -8966,7 +6262,7 @@
       <w:startOverride w:val="5"/>
     </w:lvlOverride>
   </w:num>
-  <w:num w:numId="1015">
+  <w:num w:numId="1017">
     <w:abstractNumId w:val="99411"/>
     <w:lvlOverride w:ilvl="0">
       <w:startOverride w:val="1"/>
@@ -9000,7 +6296,7 @@
 </file>
 
 <file path=word/styles.xml><?xml version="1.0" encoding="utf-8"?>
-<w:styles xmlns:mc="http://schemas.openxmlformats.org/markup-compatibility/2006" xmlns:r="http://schemas.openxmlformats.org/officeDocument/2006/relationships" xmlns:w="http://schemas.openxmlformats.org/wordprocessingml/2006/main" xmlns:w14="http://schemas.microsoft.com/office/word/2010/wordml" xmlns:w15="http://schemas.microsoft.com/office/word/2012/wordml" xmlns:w16="http://schemas.microsoft.com/office/word/2018/wordml" xmlns:w16cex="http://schemas.microsoft.com/office/word/2018/wordml/cex" xmlns:w16cid="http://schemas.microsoft.com/office/word/2016/wordml/cid" xmlns:w16du="http://schemas.microsoft.com/office/word/2023/wordml/word16du" xmlns:w16sdtdh="http://schemas.microsoft.com/office/word/2020/wordml/sdtdatahash" xmlns:w16se="http://schemas.microsoft.com/office/word/2015/wordml/symex" mc:Ignorable="w14 w15 w16se w16cid w16 w16cex w16sdtdh w16du">
+<w:styles xmlns:mc="http://schemas.openxmlformats.org/markup-compatibility/2006" xmlns:r="http://schemas.openxmlformats.org/officeDocument/2006/relationships" xmlns:w="http://schemas.openxmlformats.org/wordprocessingml/2006/main" xmlns:w14="http://schemas.microsoft.com/office/word/2010/wordml" xmlns:w15="http://schemas.microsoft.com/office/word/2012/wordml" xmlns:w16="http://schemas.microsoft.com/office/word/2018/wordml" xmlns:w16cex="http://schemas.microsoft.com/office/word/2018/wordml/cex" xmlns:w16cid="http://schemas.microsoft.com/office/word/2016/wordml/cid" xmlns:w16du="http://schemas.microsoft.com/office/word/2023/wordml/word16du" xmlns:w16sdtdh="http://schemas.microsoft.com/office/word/2020/wordml/sdtdatahash" xmlns:w16sdtfl="http://schemas.microsoft.com/office/word/2024/wordml/sdtformatlock" xmlns:w16se="http://schemas.microsoft.com/office/word/2015/wordml/symex" mc:Ignorable="w14 w15 w16se w16cid w16 w16cex w16sdtdh w16sdtfl w16du">
   <w:docDefaults>
     <w:rPrDefault>
       <w:rPr>
@@ -9694,9 +6990,10 @@
     <w:name w:val="Verbatim Char"/>
     <w:basedOn w:val="CaptionChar"/>
     <w:link w:val="SourceCode"/>
-    <w:rsid w:val="00F34E30"/>
+    <w:rsid w:val="00796E50"/>
     <w:rPr>
       <w:rFonts w:ascii="Consolas" w:hAnsi="Consolas"/>
+      <w:sz w:val="22"/>
       <w:shd w:color="auto" w:fill="F8F8F8" w:val="clear"/>
     </w:rPr>
   </w:style>
@@ -9741,10 +7038,11 @@
     <w:name w:val="Source Code"/>
     <w:basedOn w:val="Normal"/>
     <w:link w:val="VerbatimChar"/>
-    <w:rsid w:val="00F34E30"/>
+    <w:rsid w:val="00796E50"/>
     <w:pPr>
       <w:shd w:color="auto" w:fill="F8F8F8" w:val="clear"/>
       <w:wordWrap w:val="0"/>
+      <w:textboxTightWrap w:val="allLines"/>
     </w:pPr>
     <w:rPr>
       <w:rFonts w:ascii="Consolas" w:hAnsi="Consolas"/>
@@ -9757,6 +7055,7 @@
       <w:rFonts w:ascii="Consolas" w:hAnsi="Consolas"/>
       <w:b/>
       <w:color w:val="204A87"/>
+      <w:sz w:val="22"/>
       <w:shd w:color="auto" w:fill="F8F8F8" w:val="clear"/>
     </w:rPr>
   </w:style>
@@ -9766,6 +7065,7 @@
     <w:rPr>
       <w:rFonts w:ascii="Consolas" w:hAnsi="Consolas"/>
       <w:color w:val="204A87"/>
+      <w:sz w:val="22"/>
       <w:shd w:color="auto" w:fill="F8F8F8" w:val="clear"/>
     </w:rPr>
   </w:style>
@@ -9775,6 +7075,7 @@
     <w:rPr>
       <w:rFonts w:ascii="Consolas" w:hAnsi="Consolas"/>
       <w:color w:val="0000CF"/>
+      <w:sz w:val="22"/>
       <w:shd w:color="auto" w:fill="F8F8F8" w:val="clear"/>
     </w:rPr>
   </w:style>
@@ -9784,6 +7085,7 @@
     <w:rPr>
       <w:rFonts w:ascii="Consolas" w:hAnsi="Consolas"/>
       <w:color w:val="0000CF"/>
+      <w:sz w:val="22"/>
       <w:shd w:color="auto" w:fill="F8F8F8" w:val="clear"/>
     </w:rPr>
   </w:style>
@@ -9793,6 +7095,7 @@
     <w:rPr>
       <w:rFonts w:ascii="Consolas" w:hAnsi="Consolas"/>
       <w:color w:val="0000CF"/>
+      <w:sz w:val="22"/>
       <w:shd w:color="auto" w:fill="F8F8F8" w:val="clear"/>
     </w:rPr>
   </w:style>
@@ -9803,6 +7106,7 @@
     <w:rPr>
       <w:rFonts w:ascii="Consolas" w:hAnsi="Consolas"/>
       <w:color w:themeColor="accent2" w:themeShade="BF" w:val="943634"/>
+      <w:sz w:val="22"/>
       <w:shd w:color="auto" w:fill="F8F8F8" w:val="clear"/>
     </w:rPr>
   </w:style>
@@ -9812,6 +7116,7 @@
     <w:rPr>
       <w:rFonts w:ascii="Consolas" w:hAnsi="Consolas"/>
       <w:color w:val="4E9A06"/>
+      <w:sz w:val="22"/>
       <w:shd w:color="auto" w:fill="F8F8F8" w:val="clear"/>
     </w:rPr>
   </w:style>
@@ -9822,6 +7127,7 @@
       <w:rFonts w:ascii="Consolas" w:hAnsi="Consolas"/>
       <w:b/>
       <w:color w:val="CE5C00"/>
+      <w:sz w:val="22"/>
       <w:shd w:color="auto" w:fill="F8F8F8" w:val="clear"/>
     </w:rPr>
   </w:style>
@@ -9831,6 +7137,7 @@
     <w:rPr>
       <w:rFonts w:ascii="Consolas" w:hAnsi="Consolas"/>
       <w:color w:val="4E9A06"/>
+      <w:sz w:val="22"/>
       <w:shd w:color="auto" w:fill="F8F8F8" w:val="clear"/>
     </w:rPr>
   </w:style>
@@ -9840,6 +7147,7 @@
     <w:rPr>
       <w:rFonts w:ascii="Consolas" w:hAnsi="Consolas"/>
       <w:color w:val="4E9A06"/>
+      <w:sz w:val="22"/>
       <w:shd w:color="auto" w:fill="F8F8F8" w:val="clear"/>
     </w:rPr>
   </w:style>
@@ -9849,6 +7157,7 @@
     <w:rPr>
       <w:rFonts w:ascii="Consolas" w:hAnsi="Consolas"/>
       <w:color w:val="4E9A06"/>
+      <w:sz w:val="22"/>
       <w:shd w:color="auto" w:fill="F8F8F8" w:val="clear"/>
     </w:rPr>
   </w:style>
@@ -9857,6 +7166,7 @@
     <w:basedOn w:val="VerbatimChar"/>
     <w:rPr>
       <w:rFonts w:ascii="Consolas" w:hAnsi="Consolas"/>
+      <w:sz w:val="22"/>
       <w:shd w:color="auto" w:fill="F8F8F8" w:val="clear"/>
     </w:rPr>
   </w:style>
@@ -9868,6 +7178,7 @@
       <w:rFonts w:ascii="Consolas" w:hAnsi="Consolas"/>
       <w:i/>
       <w:color w:themeColor="accent4" w:themeTint="99" w:val="B2A1C7"/>
+      <w:sz w:val="22"/>
       <w:shd w:color="auto" w:fill="F8F8F8" w:val="clear"/>
     </w:rPr>
   </w:style>
@@ -9879,6 +7190,7 @@
       <w:b/>
       <w:i/>
       <w:color w:val="8F5902"/>
+      <w:sz w:val="22"/>
       <w:shd w:color="auto" w:fill="F8F8F8" w:val="clear"/>
     </w:rPr>
   </w:style>
@@ -9890,6 +7202,7 @@
       <w:b/>
       <w:i/>
       <w:color w:val="8F5902"/>
+      <w:sz w:val="22"/>
       <w:shd w:color="auto" w:fill="F8F8F8" w:val="clear"/>
     </w:rPr>
   </w:style>
@@ -9901,6 +7214,7 @@
       <w:b/>
       <w:i/>
       <w:color w:val="8F5902"/>
+      <w:sz w:val="22"/>
       <w:shd w:color="auto" w:fill="F8F8F8" w:val="clear"/>
     </w:rPr>
   </w:style>
@@ -9910,6 +7224,7 @@
     <w:rPr>
       <w:rFonts w:ascii="Consolas" w:hAnsi="Consolas"/>
       <w:color w:val="8F5902"/>
+      <w:sz w:val="22"/>
       <w:shd w:color="auto" w:fill="F8F8F8" w:val="clear"/>
     </w:rPr>
   </w:style>
@@ -9921,6 +7236,7 @@
       <w:rFonts w:ascii="Consolas" w:hAnsi="Consolas"/>
       <w:b/>
       <w:color w:themeColor="accent6" w:val="F79646"/>
+      <w:sz w:val="22"/>
       <w:shd w:color="auto" w:fill="F8F8F8" w:val="clear"/>
     </w:rPr>
   </w:style>
@@ -9930,6 +7246,7 @@
     <w:rPr>
       <w:rFonts w:ascii="Consolas" w:hAnsi="Consolas"/>
       <w:color w:val="000000"/>
+      <w:sz w:val="22"/>
       <w:shd w:color="auto" w:fill="F8F8F8" w:val="clear"/>
     </w:rPr>
   </w:style>
@@ -9940,6 +7257,7 @@
       <w:rFonts w:ascii="Consolas" w:hAnsi="Consolas"/>
       <w:b/>
       <w:color w:val="204A87"/>
+      <w:sz w:val="22"/>
       <w:shd w:color="auto" w:fill="F8F8F8" w:val="clear"/>
     </w:rPr>
   </w:style>
@@ -9950,6 +7268,7 @@
       <w:rFonts w:ascii="Consolas" w:hAnsi="Consolas"/>
       <w:b/>
       <w:color w:val="CE5C00"/>
+      <w:sz w:val="22"/>
       <w:shd w:color="auto" w:fill="F8F8F8" w:val="clear"/>
     </w:rPr>
   </w:style>
@@ -9958,6 +7277,7 @@
     <w:basedOn w:val="VerbatimChar"/>
     <w:rPr>
       <w:rFonts w:ascii="Consolas" w:hAnsi="Consolas"/>
+      <w:sz w:val="22"/>
       <w:shd w:color="auto" w:fill="F8F8F8" w:val="clear"/>
     </w:rPr>
   </w:style>
@@ -9966,6 +7286,7 @@
     <w:basedOn w:val="VerbatimChar"/>
     <w:rPr>
       <w:rFonts w:ascii="Consolas" w:hAnsi="Consolas"/>
+      <w:sz w:val="22"/>
       <w:shd w:color="auto" w:fill="F8F8F8" w:val="clear"/>
     </w:rPr>
   </w:style>
@@ -9976,6 +7297,7 @@
       <w:rFonts w:ascii="Consolas" w:hAnsi="Consolas"/>
       <w:i/>
       <w:color w:val="8F5902"/>
+      <w:sz w:val="22"/>
       <w:shd w:color="auto" w:fill="F8F8F8" w:val="clear"/>
     </w:rPr>
   </w:style>
@@ -9985,6 +7307,7 @@
     <w:rPr>
       <w:rFonts w:ascii="Consolas" w:hAnsi="Consolas"/>
       <w:color w:val="204A87"/>
+      <w:sz w:val="22"/>
       <w:shd w:color="auto" w:fill="F8F8F8" w:val="clear"/>
     </w:rPr>
   </w:style>
@@ -9993,6 +7316,7 @@
     <w:basedOn w:val="VerbatimChar"/>
     <w:rPr>
       <w:rFonts w:ascii="Consolas" w:hAnsi="Consolas"/>
+      <w:sz w:val="22"/>
       <w:shd w:color="auto" w:fill="F8F8F8" w:val="clear"/>
     </w:rPr>
   </w:style>
@@ -10004,6 +7328,7 @@
       <w:b/>
       <w:i/>
       <w:color w:val="8F5902"/>
+      <w:sz w:val="22"/>
       <w:shd w:color="auto" w:fill="F8F8F8" w:val="clear"/>
     </w:rPr>
   </w:style>
@@ -10015,6 +7340,7 @@
       <w:b/>
       <w:i/>
       <w:color w:val="8F5902"/>
+      <w:sz w:val="22"/>
       <w:shd w:color="auto" w:fill="F8F8F8" w:val="clear"/>
     </w:rPr>
   </w:style>
@@ -10024,6 +7350,7 @@
     <w:rPr>
       <w:rFonts w:ascii="Consolas" w:hAnsi="Consolas"/>
       <w:color w:val="EF2929"/>
+      <w:sz w:val="22"/>
       <w:shd w:color="auto" w:fill="F8F8F8" w:val="clear"/>
     </w:rPr>
   </w:style>
@@ -10034,6 +7361,7 @@
       <w:rFonts w:ascii="Consolas" w:hAnsi="Consolas"/>
       <w:b/>
       <w:color w:val="A40000"/>
+      <w:sz w:val="22"/>
       <w:shd w:color="auto" w:fill="F8F8F8" w:val="clear"/>
     </w:rPr>
   </w:style>
@@ -10044,6 +7372,7 @@
     <w:rPr>
       <w:rFonts w:ascii="Consolas" w:hAnsi="Consolas"/>
       <w:color w:themeColor="text1" w:themeTint="F2" w:val="0D0D0D"/>
+      <w:sz w:val="22"/>
       <w:shd w:color="auto" w:fill="F8F8F8" w:val="clear"/>
     </w:rPr>
   </w:style>
